--- a/lessons/5-3/readiness/practice.docx
+++ b/lessons/5-3/readiness/practice.docx
@@ -86,7 +86,1535 @@
     </w:p>
     <w:p>
       <w:pPr>
-        <w:spacing w:after="120" w:before="0"/>
+        <w:spacing w:after="60" w:before="120"/>
+      </w:pPr>
+      <w:r>
+        <w:rPr>
+          <w:b/>
+          <w:bCs/>
+          <w:color w:val="0F2B3C"/>
+          <w:sz w:val="24"/>
+          <w:szCs w:val="24"/>
+        </w:rPr>
+        <w:t xml:space="preserve">Vocabulary Anchor Box</w:t>
+      </w:r>
+    </w:p>
+    <w:tbl>
+      <w:tblPr>
+        <w:tblW w:type="dxa" w:w="9360"/>
+        <w:tblBorders>
+          <w:top w:val="single" w:color="C7D2DD" w:sz="6"/>
+          <w:left w:val="single" w:color="C7D2DD" w:sz="6"/>
+          <w:bottom w:val="single" w:color="C7D2DD" w:sz="6"/>
+          <w:right w:val="single" w:color="C7D2DD" w:sz="6"/>
+          <w:insideH w:val="single" w:color="C7D2DD" w:sz="6"/>
+          <w:insideV w:val="single" w:color="C7D2DD" w:sz="6"/>
+        </w:tblBorders>
+      </w:tblPr>
+      <w:tblGrid>
+        <w:gridCol w:w="1800"/>
+        <w:gridCol w:w="3160"/>
+        <w:gridCol w:w="2200"/>
+        <w:gridCol w:w="2200"/>
+      </w:tblGrid>
+      <w:tr>
+        <w:trPr>
+          <w:cantSplit/>
+          <w:tblHeader/>
+        </w:trPr>
+        <w:tc>
+          <w:tcPr>
+            <w:tcW w:type="dxa" w:w="1800"/>
+            <w:shd w:fill="EEF4F8" w:color="auto" w:val="clear"/>
+            <w:tcMar>
+              <w:top w:type="dxa" w:w="60"/>
+              <w:left w:type="dxa" w:w="100"/>
+              <w:bottom w:type="dxa" w:w="60"/>
+              <w:right w:type="dxa" w:w="100"/>
+            </w:tcMar>
+          </w:tcPr>
+          <w:p>
+            <w:pPr>
+              <w:spacing w:after="0" w:before="0"/>
+            </w:pPr>
+            <w:r>
+              <w:rPr>
+                <w:b/>
+                <w:bCs/>
+                <w:color w:val="0F2B3C"/>
+                <w:sz w:val="18"/>
+                <w:szCs w:val="18"/>
+              </w:rPr>
+              <w:t xml:space="preserve">Concept Term</w:t>
+            </w:r>
+          </w:p>
+        </w:tc>
+        <w:tc>
+          <w:tcPr>
+            <w:tcW w:type="dxa" w:w="3160"/>
+            <w:shd w:fill="EEF4F8" w:color="auto" w:val="clear"/>
+            <w:tcMar>
+              <w:top w:type="dxa" w:w="60"/>
+              <w:left w:type="dxa" w:w="100"/>
+              <w:bottom w:type="dxa" w:w="60"/>
+              <w:right w:type="dxa" w:w="100"/>
+            </w:tcMar>
+          </w:tcPr>
+          <w:p>
+            <w:pPr>
+              <w:spacing w:after="0" w:before="0"/>
+            </w:pPr>
+            <w:r>
+              <w:rPr>
+                <w:b/>
+                <w:bCs/>
+                <w:color w:val="0F2B3C"/>
+                <w:sz w:val="18"/>
+                <w:szCs w:val="18"/>
+              </w:rPr>
+              <w:t xml:space="preserve">Student-Friendly Definition</w:t>
+            </w:r>
+          </w:p>
+        </w:tc>
+        <w:tc>
+          <w:tcPr>
+            <w:tcW w:type="dxa" w:w="2200"/>
+            <w:shd w:fill="EEF4F8" w:color="auto" w:val="clear"/>
+            <w:tcMar>
+              <w:top w:type="dxa" w:w="60"/>
+              <w:left w:type="dxa" w:w="100"/>
+              <w:bottom w:type="dxa" w:w="60"/>
+              <w:right w:type="dxa" w:w="100"/>
+            </w:tcMar>
+          </w:tcPr>
+          <w:p>
+            <w:pPr>
+              <w:spacing w:after="0" w:before="0"/>
+            </w:pPr>
+            <w:r>
+              <w:rPr>
+                <w:b/>
+                <w:bCs/>
+                <w:color w:val="0F2B3C"/>
+                <w:sz w:val="18"/>
+                <w:szCs w:val="18"/>
+              </w:rPr>
+              <w:t xml:space="preserve">Non-Example</w:t>
+            </w:r>
+          </w:p>
+        </w:tc>
+        <w:tc>
+          <w:tcPr>
+            <w:tcW w:type="dxa" w:w="2200"/>
+            <w:shd w:fill="EEF4F8" w:color="auto" w:val="clear"/>
+            <w:tcMar>
+              <w:top w:type="dxa" w:w="60"/>
+              <w:left w:type="dxa" w:w="100"/>
+              <w:bottom w:type="dxa" w:w="60"/>
+              <w:right w:type="dxa" w:w="100"/>
+            </w:tcMar>
+          </w:tcPr>
+          <w:p>
+            <w:pPr>
+              <w:spacing w:after="0" w:before="0"/>
+            </w:pPr>
+            <w:r>
+              <w:rPr>
+                <w:b/>
+                <w:bCs/>
+                <w:color w:val="0F2B3C"/>
+                <w:sz w:val="18"/>
+                <w:szCs w:val="18"/>
+              </w:rPr>
+              <w:t xml:space="preserve">Visual Clue</w:t>
+            </w:r>
+          </w:p>
+        </w:tc>
+      </w:tr>
+      <w:tr>
+        <w:trPr>
+          <w:cantSplit/>
+        </w:trPr>
+        <w:tc>
+          <w:tcPr>
+            <w:tcW w:type="dxa" w:w="1800"/>
+            <w:tcMar>
+              <w:top w:type="dxa" w:w="60"/>
+              <w:left w:type="dxa" w:w="100"/>
+              <w:bottom w:type="dxa" w:w="60"/>
+              <w:right w:type="dxa" w:w="100"/>
+            </w:tcMar>
+            <w:vAlign w:val="top"/>
+          </w:tcPr>
+          <w:p>
+            <w:pPr>
+              <w:spacing w:after="20" w:before="0"/>
+            </w:pPr>
+            <w:r>
+              <w:rPr>
+                <w:b/>
+                <w:bCs/>
+                <w:color w:val="0F2B3C"/>
+                <w:sz w:val="20"/>
+                <w:szCs w:val="20"/>
+              </w:rPr>
+              <w:t xml:space="preserve">Area of Trapezoids</w:t>
+            </w:r>
+          </w:p>
+          <w:p>
+            <w:pPr>
+              <w:spacing w:after="0" w:before="0"/>
+            </w:pPr>
+            <w:r>
+              <w:rPr>
+                <w:i/>
+                <w:iCs/>
+                <w:color w:val="5E6E7E"/>
+                <w:sz w:val="18"/>
+                <w:szCs w:val="18"/>
+              </w:rPr>
+              <w:t xml:space="preserve">Área de trapecios</w:t>
+            </w:r>
+          </w:p>
+        </w:tc>
+        <w:tc>
+          <w:tcPr>
+            <w:tcW w:type="dxa" w:w="3160"/>
+            <w:tcMar>
+              <w:top w:type="dxa" w:w="60"/>
+              <w:left w:type="dxa" w:w="100"/>
+              <w:bottom w:type="dxa" w:w="60"/>
+              <w:right w:type="dxa" w:w="100"/>
+            </w:tcMar>
+            <w:vAlign w:val="top"/>
+          </w:tcPr>
+          <w:p>
+            <w:pPr>
+              <w:spacing w:after="0" w:before="0"/>
+            </w:pPr>
+            <w:r>
+              <w:rPr>
+                <w:sz w:val="19"/>
+                <w:szCs w:val="19"/>
+              </w:rPr>
+              <w:t xml:space="preserve">The space inside a trapezoid. Formula: A = 1/2(b₁ + b₂)h.</w:t>
+            </w:r>
+          </w:p>
+        </w:tc>
+        <w:tc>
+          <w:tcPr>
+            <w:tcW w:type="dxa" w:w="2200"/>
+            <w:tcMar>
+              <w:top w:type="dxa" w:w="60"/>
+              <w:left w:type="dxa" w:w="100"/>
+              <w:bottom w:type="dxa" w:w="60"/>
+              <w:right w:type="dxa" w:w="100"/>
+            </w:tcMar>
+            <w:vAlign w:val="top"/>
+          </w:tcPr>
+          <w:p>
+            <w:pPr>
+              <w:spacing w:after="30" w:before="0"/>
+            </w:pPr>
+            <w:r>
+              <w:rPr>
+                <w:i/>
+                <w:iCs/>
+                <w:color w:val="5E6E7E"/>
+                <w:sz w:val="18"/>
+                <w:szCs w:val="18"/>
+              </w:rPr>
+              <w:t xml:space="preserve">Not Area of Trapezoids: write a counter-example that does not fit the rule.</w:t>
+            </w:r>
+          </w:p>
+          <w:p>
+            <w:pPr>
+              <w:spacing w:after="50" w:before="0"/>
+            </w:pPr>
+            <w:r>
+              <w:rPr>
+                <w:color w:val="BBBBBB"/>
+                <w:sz w:val="18"/>
+                <w:szCs w:val="18"/>
+              </w:rPr>
+              <w:t xml:space="preserve">____________________________</w:t>
+            </w:r>
+          </w:p>
+        </w:tc>
+        <w:tc>
+          <w:tcPr>
+            <w:tcW w:type="dxa" w:w="2200"/>
+            <w:tcMar>
+              <w:top w:type="dxa" w:w="60"/>
+              <w:left w:type="dxa" w:w="100"/>
+              <w:bottom w:type="dxa" w:w="60"/>
+              <w:right w:type="dxa" w:w="100"/>
+            </w:tcMar>
+            <w:vAlign w:val="top"/>
+          </w:tcPr>
+          <w:p>
+            <w:pPr>
+              <w:spacing w:after="0" w:before="0"/>
+            </w:pPr>
+            <w:r>
+              <w:rPr>
+                <w:i/>
+                <w:iCs/>
+                <w:color w:val="5E6E7E"/>
+                <w:sz w:val="18"/>
+                <w:szCs w:val="18"/>
+              </w:rPr>
+              <w:t xml:space="preserve">A = 1/2(b₁ + b₂)h</w:t>
+            </w:r>
+          </w:p>
+        </w:tc>
+      </w:tr>
+      <w:tr>
+        <w:trPr>
+          <w:cantSplit/>
+        </w:trPr>
+        <w:tc>
+          <w:tcPr>
+            <w:tcW w:type="dxa" w:w="1800"/>
+            <w:tcMar>
+              <w:top w:type="dxa" w:w="60"/>
+              <w:left w:type="dxa" w:w="100"/>
+              <w:bottom w:type="dxa" w:w="60"/>
+              <w:right w:type="dxa" w:w="100"/>
+            </w:tcMar>
+            <w:vAlign w:val="top"/>
+          </w:tcPr>
+          <w:p>
+            <w:pPr>
+              <w:spacing w:after="20" w:before="0"/>
+            </w:pPr>
+            <w:r>
+              <w:rPr>
+                <w:b/>
+                <w:bCs/>
+                <w:color w:val="0F2B3C"/>
+                <w:sz w:val="20"/>
+                <w:szCs w:val="20"/>
+              </w:rPr>
+              <w:t xml:space="preserve">Trapezoid</w:t>
+            </w:r>
+          </w:p>
+          <w:p>
+            <w:pPr>
+              <w:spacing w:after="0" w:before="0"/>
+            </w:pPr>
+            <w:r>
+              <w:rPr>
+                <w:i/>
+                <w:iCs/>
+                <w:color w:val="5E6E7E"/>
+                <w:sz w:val="18"/>
+                <w:szCs w:val="18"/>
+              </w:rPr>
+              <w:t xml:space="preserve">Trapecio</w:t>
+            </w:r>
+          </w:p>
+        </w:tc>
+        <w:tc>
+          <w:tcPr>
+            <w:tcW w:type="dxa" w:w="3160"/>
+            <w:tcMar>
+              <w:top w:type="dxa" w:w="60"/>
+              <w:left w:type="dxa" w:w="100"/>
+              <w:bottom w:type="dxa" w:w="60"/>
+              <w:right w:type="dxa" w:w="100"/>
+            </w:tcMar>
+            <w:vAlign w:val="top"/>
+          </w:tcPr>
+          <w:p>
+            <w:pPr>
+              <w:spacing w:after="0" w:before="0"/>
+            </w:pPr>
+            <w:r>
+              <w:rPr>
+                <w:sz w:val="19"/>
+                <w:szCs w:val="19"/>
+              </w:rPr>
+              <w:t xml:space="preserve">A four-sided shape with just one pair of parallel sides.</w:t>
+            </w:r>
+          </w:p>
+        </w:tc>
+        <w:tc>
+          <w:tcPr>
+            <w:tcW w:type="dxa" w:w="2200"/>
+            <w:tcMar>
+              <w:top w:type="dxa" w:w="60"/>
+              <w:left w:type="dxa" w:w="100"/>
+              <w:bottom w:type="dxa" w:w="60"/>
+              <w:right w:type="dxa" w:w="100"/>
+            </w:tcMar>
+            <w:vAlign w:val="top"/>
+          </w:tcPr>
+          <w:p>
+            <w:pPr>
+              <w:spacing w:after="30" w:before="0"/>
+            </w:pPr>
+            <w:r>
+              <w:rPr>
+                <w:i/>
+                <w:iCs/>
+                <w:color w:val="5E6E7E"/>
+                <w:sz w:val="18"/>
+                <w:szCs w:val="18"/>
+              </w:rPr>
+              <w:t xml:space="preserve">Not Trapezoid: write a counter-example that does not fit the rule.</w:t>
+            </w:r>
+          </w:p>
+          <w:p>
+            <w:pPr>
+              <w:spacing w:after="50" w:before="0"/>
+            </w:pPr>
+            <w:r>
+              <w:rPr>
+                <w:color w:val="BBBBBB"/>
+                <w:sz w:val="18"/>
+                <w:szCs w:val="18"/>
+              </w:rPr>
+              <w:t xml:space="preserve">____________________________</w:t>
+            </w:r>
+          </w:p>
+        </w:tc>
+        <w:tc>
+          <w:tcPr>
+            <w:tcW w:type="dxa" w:w="2200"/>
+            <w:tcMar>
+              <w:top w:type="dxa" w:w="60"/>
+              <w:left w:type="dxa" w:w="100"/>
+              <w:bottom w:type="dxa" w:w="60"/>
+              <w:right w:type="dxa" w:w="100"/>
+            </w:tcMar>
+            <w:vAlign w:val="top"/>
+          </w:tcPr>
+          <w:p>
+            <w:pPr>
+              <w:spacing w:after="0" w:before="0"/>
+            </w:pPr>
+            <w:r>
+              <w:rPr>
+                <w:i/>
+                <w:iCs/>
+                <w:color w:val="5E6E7E"/>
+                <w:sz w:val="18"/>
+                <w:szCs w:val="18"/>
+              </w:rPr>
+              <w:t xml:space="preserve">A table top wider than the bottom shelf — the top and bottom edges are parallel, the two sides slant inward</w:t>
+            </w:r>
+          </w:p>
+        </w:tc>
+      </w:tr>
+      <w:tr>
+        <w:trPr>
+          <w:cantSplit/>
+        </w:trPr>
+        <w:tc>
+          <w:tcPr>
+            <w:tcW w:type="dxa" w:w="1800"/>
+            <w:tcMar>
+              <w:top w:type="dxa" w:w="60"/>
+              <w:left w:type="dxa" w:w="100"/>
+              <w:bottom w:type="dxa" w:w="60"/>
+              <w:right w:type="dxa" w:w="100"/>
+            </w:tcMar>
+            <w:vAlign w:val="top"/>
+          </w:tcPr>
+          <w:p>
+            <w:pPr>
+              <w:spacing w:after="20" w:before="0"/>
+            </w:pPr>
+            <w:r>
+              <w:rPr>
+                <w:b/>
+                <w:bCs/>
+                <w:color w:val="0F2B3C"/>
+                <w:sz w:val="20"/>
+                <w:szCs w:val="20"/>
+              </w:rPr>
+              <w:t xml:space="preserve">Parallel</w:t>
+            </w:r>
+          </w:p>
+          <w:p>
+            <w:pPr>
+              <w:spacing w:after="0" w:before="0"/>
+            </w:pPr>
+            <w:r>
+              <w:rPr>
+                <w:i/>
+                <w:iCs/>
+                <w:color w:val="5E6E7E"/>
+                <w:sz w:val="18"/>
+                <w:szCs w:val="18"/>
+              </w:rPr>
+              <w:t xml:space="preserve">Paralelas</w:t>
+            </w:r>
+          </w:p>
+        </w:tc>
+        <w:tc>
+          <w:tcPr>
+            <w:tcW w:type="dxa" w:w="3160"/>
+            <w:tcMar>
+              <w:top w:type="dxa" w:w="60"/>
+              <w:left w:type="dxa" w:w="100"/>
+              <w:bottom w:type="dxa" w:w="60"/>
+              <w:right w:type="dxa" w:w="100"/>
+            </w:tcMar>
+            <w:vAlign w:val="top"/>
+          </w:tcPr>
+          <w:p>
+            <w:pPr>
+              <w:spacing w:after="0" w:before="0"/>
+            </w:pPr>
+            <w:r>
+              <w:rPr>
+                <w:sz w:val="19"/>
+                <w:szCs w:val="19"/>
+              </w:rPr>
+              <w:t xml:space="preserve">Two lines or sides that stay the same distance apart and never meet.</w:t>
+            </w:r>
+          </w:p>
+        </w:tc>
+        <w:tc>
+          <w:tcPr>
+            <w:tcW w:type="dxa" w:w="2200"/>
+            <w:tcMar>
+              <w:top w:type="dxa" w:w="60"/>
+              <w:left w:type="dxa" w:w="100"/>
+              <w:bottom w:type="dxa" w:w="60"/>
+              <w:right w:type="dxa" w:w="100"/>
+            </w:tcMar>
+            <w:vAlign w:val="top"/>
+          </w:tcPr>
+          <w:p>
+            <w:pPr>
+              <w:spacing w:after="30" w:before="0"/>
+            </w:pPr>
+            <w:r>
+              <w:rPr>
+                <w:i/>
+                <w:iCs/>
+                <w:color w:val="5E6E7E"/>
+                <w:sz w:val="18"/>
+                <w:szCs w:val="18"/>
+              </w:rPr>
+              <w:t xml:space="preserve">Not Parallel: write a counter-example that does not fit the rule.</w:t>
+            </w:r>
+          </w:p>
+          <w:p>
+            <w:pPr>
+              <w:spacing w:after="50" w:before="0"/>
+            </w:pPr>
+            <w:r>
+              <w:rPr>
+                <w:color w:val="BBBBBB"/>
+                <w:sz w:val="18"/>
+                <w:szCs w:val="18"/>
+              </w:rPr>
+              <w:t xml:space="preserve">____________________________</w:t>
+            </w:r>
+          </w:p>
+        </w:tc>
+        <w:tc>
+          <w:tcPr>
+            <w:tcW w:type="dxa" w:w="2200"/>
+            <w:tcMar>
+              <w:top w:type="dxa" w:w="60"/>
+              <w:left w:type="dxa" w:w="100"/>
+              <w:bottom w:type="dxa" w:w="60"/>
+              <w:right w:type="dxa" w:w="100"/>
+            </w:tcMar>
+            <w:vAlign w:val="top"/>
+          </w:tcPr>
+          <w:p>
+            <w:pPr>
+              <w:spacing w:after="0" w:before="0"/>
+            </w:pPr>
+            <w:r>
+              <w:rPr>
+                <w:i/>
+                <w:iCs/>
+                <w:color w:val="5E6E7E"/>
+                <w:sz w:val="18"/>
+                <w:szCs w:val="18"/>
+              </w:rPr>
+              <w:t xml:space="preserve">The top and bottom of a parallelogram never get closer together — matching arrowheads (›) mark one parallel pair, double arrowheads (››) mark the other.</w:t>
+            </w:r>
+          </w:p>
+        </w:tc>
+      </w:tr>
+      <w:tr>
+        <w:trPr>
+          <w:cantSplit/>
+        </w:trPr>
+        <w:tc>
+          <w:tcPr>
+            <w:tcW w:type="dxa" w:w="1800"/>
+            <w:tcMar>
+              <w:top w:type="dxa" w:w="60"/>
+              <w:left w:type="dxa" w:w="100"/>
+              <w:bottom w:type="dxa" w:w="60"/>
+              <w:right w:type="dxa" w:w="100"/>
+            </w:tcMar>
+            <w:vAlign w:val="top"/>
+          </w:tcPr>
+          <w:p>
+            <w:pPr>
+              <w:spacing w:after="20" w:before="0"/>
+            </w:pPr>
+            <w:r>
+              <w:rPr>
+                <w:b/>
+                <w:bCs/>
+                <w:color w:val="0F2B3C"/>
+                <w:sz w:val="20"/>
+                <w:szCs w:val="20"/>
+              </w:rPr>
+              <w:t xml:space="preserve">Base 1 (b1)</w:t>
+            </w:r>
+          </w:p>
+          <w:p>
+            <w:pPr>
+              <w:spacing w:after="0" w:before="0"/>
+            </w:pPr>
+            <w:r>
+              <w:rPr>
+                <w:i/>
+                <w:iCs/>
+                <w:color w:val="5E6E7E"/>
+                <w:sz w:val="18"/>
+                <w:szCs w:val="18"/>
+              </w:rPr>
+              <w:t xml:space="preserve">Base 1 (b1)</w:t>
+            </w:r>
+          </w:p>
+        </w:tc>
+        <w:tc>
+          <w:tcPr>
+            <w:tcW w:type="dxa" w:w="3160"/>
+            <w:tcMar>
+              <w:top w:type="dxa" w:w="60"/>
+              <w:left w:type="dxa" w:w="100"/>
+              <w:bottom w:type="dxa" w:w="60"/>
+              <w:right w:type="dxa" w:w="100"/>
+            </w:tcMar>
+            <w:vAlign w:val="top"/>
+          </w:tcPr>
+          <w:p>
+            <w:pPr>
+              <w:spacing w:after="0" w:before="0"/>
+            </w:pPr>
+            <w:r>
+              <w:rPr>
+                <w:sz w:val="19"/>
+                <w:szCs w:val="19"/>
+              </w:rPr>
+              <w:t xml:space="preserve">One of the two parallel sides of a trapezoid.</w:t>
+            </w:r>
+          </w:p>
+        </w:tc>
+        <w:tc>
+          <w:tcPr>
+            <w:tcW w:type="dxa" w:w="2200"/>
+            <w:tcMar>
+              <w:top w:type="dxa" w:w="60"/>
+              <w:left w:type="dxa" w:w="100"/>
+              <w:bottom w:type="dxa" w:w="60"/>
+              <w:right w:type="dxa" w:w="100"/>
+            </w:tcMar>
+            <w:vAlign w:val="top"/>
+          </w:tcPr>
+          <w:p>
+            <w:pPr>
+              <w:spacing w:after="30" w:before="0"/>
+            </w:pPr>
+            <w:r>
+              <w:rPr>
+                <w:i/>
+                <w:iCs/>
+                <w:color w:val="5E6E7E"/>
+                <w:sz w:val="18"/>
+                <w:szCs w:val="18"/>
+              </w:rPr>
+              <w:t xml:space="preserve">Not Base 1 (b1): write a counter-example that does not fit the rule.</w:t>
+            </w:r>
+          </w:p>
+          <w:p>
+            <w:pPr>
+              <w:spacing w:after="50" w:before="0"/>
+            </w:pPr>
+            <w:r>
+              <w:rPr>
+                <w:color w:val="BBBBBB"/>
+                <w:sz w:val="18"/>
+                <w:szCs w:val="18"/>
+              </w:rPr>
+              <w:t xml:space="preserve">____________________________</w:t>
+            </w:r>
+          </w:p>
+        </w:tc>
+        <w:tc>
+          <w:tcPr>
+            <w:tcW w:type="dxa" w:w="2200"/>
+            <w:tcMar>
+              <w:top w:type="dxa" w:w="60"/>
+              <w:left w:type="dxa" w:w="100"/>
+              <w:bottom w:type="dxa" w:w="60"/>
+              <w:right w:type="dxa" w:w="100"/>
+            </w:tcMar>
+            <w:vAlign w:val="top"/>
+          </w:tcPr>
+          <w:p>
+            <w:pPr>
+              <w:spacing w:after="0" w:before="0"/>
+            </w:pPr>
+            <w:r>
+              <w:rPr>
+                <w:i/>
+                <w:iCs/>
+                <w:color w:val="5E6E7E"/>
+                <w:sz w:val="18"/>
+                <w:szCs w:val="18"/>
+              </w:rPr>
+              <w:t xml:space="preserve">If the bottom of the trapezoid is 10 ft, then b₁ = 10 ft in the formula A = ½(b₁ + b₂) × h</w:t>
+            </w:r>
+          </w:p>
+        </w:tc>
+      </w:tr>
+      <w:tr>
+        <w:trPr>
+          <w:cantSplit/>
+        </w:trPr>
+        <w:tc>
+          <w:tcPr>
+            <w:tcW w:type="dxa" w:w="1800"/>
+            <w:tcMar>
+              <w:top w:type="dxa" w:w="60"/>
+              <w:left w:type="dxa" w:w="100"/>
+              <w:bottom w:type="dxa" w:w="60"/>
+              <w:right w:type="dxa" w:w="100"/>
+            </w:tcMar>
+            <w:vAlign w:val="top"/>
+          </w:tcPr>
+          <w:p>
+            <w:pPr>
+              <w:spacing w:after="20" w:before="0"/>
+            </w:pPr>
+            <w:r>
+              <w:rPr>
+                <w:b/>
+                <w:bCs/>
+                <w:color w:val="0F2B3C"/>
+                <w:sz w:val="20"/>
+                <w:szCs w:val="20"/>
+              </w:rPr>
+              <w:t xml:space="preserve">Base 2 (b2)</w:t>
+            </w:r>
+          </w:p>
+          <w:p>
+            <w:pPr>
+              <w:spacing w:after="0" w:before="0"/>
+            </w:pPr>
+            <w:r>
+              <w:rPr>
+                <w:i/>
+                <w:iCs/>
+                <w:color w:val="5E6E7E"/>
+                <w:sz w:val="18"/>
+                <w:szCs w:val="18"/>
+              </w:rPr>
+              <w:t xml:space="preserve">Base 2 (b2)</w:t>
+            </w:r>
+          </w:p>
+        </w:tc>
+        <w:tc>
+          <w:tcPr>
+            <w:tcW w:type="dxa" w:w="3160"/>
+            <w:tcMar>
+              <w:top w:type="dxa" w:w="60"/>
+              <w:left w:type="dxa" w:w="100"/>
+              <w:bottom w:type="dxa" w:w="60"/>
+              <w:right w:type="dxa" w:w="100"/>
+            </w:tcMar>
+            <w:vAlign w:val="top"/>
+          </w:tcPr>
+          <w:p>
+            <w:pPr>
+              <w:spacing w:after="0" w:before="0"/>
+            </w:pPr>
+            <w:r>
+              <w:rPr>
+                <w:sz w:val="19"/>
+                <w:szCs w:val="19"/>
+              </w:rPr>
+              <w:t xml:space="preserve">The other parallel side of a trapezoid.</w:t>
+            </w:r>
+          </w:p>
+        </w:tc>
+        <w:tc>
+          <w:tcPr>
+            <w:tcW w:type="dxa" w:w="2200"/>
+            <w:tcMar>
+              <w:top w:type="dxa" w:w="60"/>
+              <w:left w:type="dxa" w:w="100"/>
+              <w:bottom w:type="dxa" w:w="60"/>
+              <w:right w:type="dxa" w:w="100"/>
+            </w:tcMar>
+            <w:vAlign w:val="top"/>
+          </w:tcPr>
+          <w:p>
+            <w:pPr>
+              <w:spacing w:after="30" w:before="0"/>
+            </w:pPr>
+            <w:r>
+              <w:rPr>
+                <w:i/>
+                <w:iCs/>
+                <w:color w:val="5E6E7E"/>
+                <w:sz w:val="18"/>
+                <w:szCs w:val="18"/>
+              </w:rPr>
+              <w:t xml:space="preserve">Not Base 2 (b2): write a counter-example that does not fit the rule.</w:t>
+            </w:r>
+          </w:p>
+          <w:p>
+            <w:pPr>
+              <w:spacing w:after="50" w:before="0"/>
+            </w:pPr>
+            <w:r>
+              <w:rPr>
+                <w:color w:val="BBBBBB"/>
+                <w:sz w:val="18"/>
+                <w:szCs w:val="18"/>
+              </w:rPr>
+              <w:t xml:space="preserve">____________________________</w:t>
+            </w:r>
+          </w:p>
+        </w:tc>
+        <w:tc>
+          <w:tcPr>
+            <w:tcW w:type="dxa" w:w="2200"/>
+            <w:tcMar>
+              <w:top w:type="dxa" w:w="60"/>
+              <w:left w:type="dxa" w:w="100"/>
+              <w:bottom w:type="dxa" w:w="60"/>
+              <w:right w:type="dxa" w:w="100"/>
+            </w:tcMar>
+            <w:vAlign w:val="top"/>
+          </w:tcPr>
+          <w:p>
+            <w:pPr>
+              <w:spacing w:after="0" w:before="0"/>
+            </w:pPr>
+            <w:r>
+              <w:rPr>
+                <w:i/>
+                <w:iCs/>
+                <w:color w:val="5E6E7E"/>
+                <w:sz w:val="18"/>
+                <w:szCs w:val="18"/>
+              </w:rPr>
+              <w:t xml:space="preserve">If the top of the trapezoid is 6 ft, then b₂ = 6 ft; both bases are parallel to each other</w:t>
+            </w:r>
+          </w:p>
+        </w:tc>
+      </w:tr>
+      <w:tr>
+        <w:trPr>
+          <w:cantSplit/>
+        </w:trPr>
+        <w:tc>
+          <w:tcPr>
+            <w:tcW w:type="dxa" w:w="1800"/>
+            <w:tcMar>
+              <w:top w:type="dxa" w:w="60"/>
+              <w:left w:type="dxa" w:w="100"/>
+              <w:bottom w:type="dxa" w:w="60"/>
+              <w:right w:type="dxa" w:w="100"/>
+            </w:tcMar>
+            <w:vAlign w:val="top"/>
+          </w:tcPr>
+          <w:p>
+            <w:pPr>
+              <w:spacing w:after="20" w:before="0"/>
+            </w:pPr>
+            <w:r>
+              <w:rPr>
+                <w:b/>
+                <w:bCs/>
+                <w:color w:val="0F2B3C"/>
+                <w:sz w:val="20"/>
+                <w:szCs w:val="20"/>
+              </w:rPr>
+              <w:t xml:space="preserve">Height</w:t>
+            </w:r>
+          </w:p>
+          <w:p>
+            <w:pPr>
+              <w:spacing w:after="0" w:before="0"/>
+            </w:pPr>
+            <w:r>
+              <w:rPr>
+                <w:i/>
+                <w:iCs/>
+                <w:color w:val="5E6E7E"/>
+                <w:sz w:val="18"/>
+                <w:szCs w:val="18"/>
+              </w:rPr>
+              <w:t xml:space="preserve">Altura</w:t>
+            </w:r>
+          </w:p>
+        </w:tc>
+        <w:tc>
+          <w:tcPr>
+            <w:tcW w:type="dxa" w:w="3160"/>
+            <w:tcMar>
+              <w:top w:type="dxa" w:w="60"/>
+              <w:left w:type="dxa" w:w="100"/>
+              <w:bottom w:type="dxa" w:w="60"/>
+              <w:right w:type="dxa" w:w="100"/>
+            </w:tcMar>
+            <w:vAlign w:val="top"/>
+          </w:tcPr>
+          <w:p>
+            <w:pPr>
+              <w:spacing w:after="0" w:before="0"/>
+            </w:pPr>
+            <w:r>
+              <w:rPr>
+                <w:sz w:val="19"/>
+                <w:szCs w:val="19"/>
+              </w:rPr>
+              <w:t xml:space="preserve">The straight-up distance between the two parallel sides.</w:t>
+            </w:r>
+          </w:p>
+        </w:tc>
+        <w:tc>
+          <w:tcPr>
+            <w:tcW w:type="dxa" w:w="2200"/>
+            <w:tcMar>
+              <w:top w:type="dxa" w:w="60"/>
+              <w:left w:type="dxa" w:w="100"/>
+              <w:bottom w:type="dxa" w:w="60"/>
+              <w:right w:type="dxa" w:w="100"/>
+            </w:tcMar>
+            <w:vAlign w:val="top"/>
+          </w:tcPr>
+          <w:p>
+            <w:pPr>
+              <w:spacing w:after="30" w:before="0"/>
+            </w:pPr>
+            <w:r>
+              <w:rPr>
+                <w:i/>
+                <w:iCs/>
+                <w:color w:val="5E6E7E"/>
+                <w:sz w:val="18"/>
+                <w:szCs w:val="18"/>
+              </w:rPr>
+              <w:t xml:space="preserve">Not Height: write a counter-example that does not fit the rule.</w:t>
+            </w:r>
+          </w:p>
+          <w:p>
+            <w:pPr>
+              <w:spacing w:after="50" w:before="0"/>
+            </w:pPr>
+            <w:r>
+              <w:rPr>
+                <w:color w:val="BBBBBB"/>
+                <w:sz w:val="18"/>
+                <w:szCs w:val="18"/>
+              </w:rPr>
+              <w:t xml:space="preserve">____________________________</w:t>
+            </w:r>
+          </w:p>
+        </w:tc>
+        <w:tc>
+          <w:tcPr>
+            <w:tcW w:type="dxa" w:w="2200"/>
+            <w:tcMar>
+              <w:top w:type="dxa" w:w="60"/>
+              <w:left w:type="dxa" w:w="100"/>
+              <w:bottom w:type="dxa" w:w="60"/>
+              <w:right w:type="dxa" w:w="100"/>
+            </w:tcMar>
+            <w:vAlign w:val="top"/>
+          </w:tcPr>
+          <w:p>
+            <w:pPr>
+              <w:spacing w:after="0" w:before="0"/>
+            </w:pPr>
+            <w:r>
+              <w:rPr>
+                <w:i/>
+                <w:iCs/>
+                <w:color w:val="5E6E7E"/>
+                <w:sz w:val="18"/>
+                <w:szCs w:val="18"/>
+              </w:rPr>
+              <w:t xml:space="preserve">A dashed vertical line from the top base straight down to the bottom base at a 90° angle — NOT the slanted side</w:t>
+            </w:r>
+          </w:p>
+        </w:tc>
+      </w:tr>
+      <w:tr>
+        <w:trPr>
+          <w:cantSplit/>
+        </w:trPr>
+        <w:tc>
+          <w:tcPr>
+            <w:tcW w:type="dxa" w:w="1800"/>
+            <w:tcMar>
+              <w:top w:type="dxa" w:w="60"/>
+              <w:left w:type="dxa" w:w="100"/>
+              <w:bottom w:type="dxa" w:w="60"/>
+              <w:right w:type="dxa" w:w="100"/>
+            </w:tcMar>
+            <w:vAlign w:val="top"/>
+          </w:tcPr>
+          <w:p>
+            <w:pPr>
+              <w:spacing w:after="20" w:before="0"/>
+            </w:pPr>
+            <w:r>
+              <w:rPr>
+                <w:b/>
+                <w:bCs/>
+                <w:color w:val="0F2B3C"/>
+                <w:sz w:val="20"/>
+                <w:szCs w:val="20"/>
+              </w:rPr>
+              <w:t xml:space="preserve">Perpendicular</w:t>
+            </w:r>
+          </w:p>
+          <w:p>
+            <w:pPr>
+              <w:spacing w:after="0" w:before="0"/>
+            </w:pPr>
+            <w:r>
+              <w:rPr>
+                <w:i/>
+                <w:iCs/>
+                <w:color w:val="5E6E7E"/>
+                <w:sz w:val="18"/>
+                <w:szCs w:val="18"/>
+              </w:rPr>
+              <w:t xml:space="preserve">Perpendicular</w:t>
+            </w:r>
+          </w:p>
+        </w:tc>
+        <w:tc>
+          <w:tcPr>
+            <w:tcW w:type="dxa" w:w="3160"/>
+            <w:tcMar>
+              <w:top w:type="dxa" w:w="60"/>
+              <w:left w:type="dxa" w:w="100"/>
+              <w:bottom w:type="dxa" w:w="60"/>
+              <w:right w:type="dxa" w:w="100"/>
+            </w:tcMar>
+            <w:vAlign w:val="top"/>
+          </w:tcPr>
+          <w:p>
+            <w:pPr>
+              <w:spacing w:after="0" w:before="0"/>
+            </w:pPr>
+            <w:r>
+              <w:rPr>
+                <w:sz w:val="19"/>
+                <w:szCs w:val="19"/>
+              </w:rPr>
+              <w:t xml:space="preserve">Two lines that meet to make a square corner (90 degrees).</w:t>
+            </w:r>
+          </w:p>
+        </w:tc>
+        <w:tc>
+          <w:tcPr>
+            <w:tcW w:type="dxa" w:w="2200"/>
+            <w:tcMar>
+              <w:top w:type="dxa" w:w="60"/>
+              <w:left w:type="dxa" w:w="100"/>
+              <w:bottom w:type="dxa" w:w="60"/>
+              <w:right w:type="dxa" w:w="100"/>
+            </w:tcMar>
+            <w:vAlign w:val="top"/>
+          </w:tcPr>
+          <w:p>
+            <w:pPr>
+              <w:spacing w:after="30" w:before="0"/>
+            </w:pPr>
+            <w:r>
+              <w:rPr>
+                <w:i/>
+                <w:iCs/>
+                <w:color w:val="5E6E7E"/>
+                <w:sz w:val="18"/>
+                <w:szCs w:val="18"/>
+              </w:rPr>
+              <w:t xml:space="preserve">Not Perpendicular: write a counter-example that does not fit the rule.</w:t>
+            </w:r>
+          </w:p>
+          <w:p>
+            <w:pPr>
+              <w:spacing w:after="50" w:before="0"/>
+            </w:pPr>
+            <w:r>
+              <w:rPr>
+                <w:color w:val="BBBBBB"/>
+                <w:sz w:val="18"/>
+                <w:szCs w:val="18"/>
+              </w:rPr>
+              <w:t xml:space="preserve">____________________________</w:t>
+            </w:r>
+          </w:p>
+        </w:tc>
+        <w:tc>
+          <w:tcPr>
+            <w:tcW w:type="dxa" w:w="2200"/>
+            <w:tcMar>
+              <w:top w:type="dxa" w:w="60"/>
+              <w:left w:type="dxa" w:w="100"/>
+              <w:bottom w:type="dxa" w:w="60"/>
+              <w:right w:type="dxa" w:w="100"/>
+            </w:tcMar>
+            <w:vAlign w:val="top"/>
+          </w:tcPr>
+          <w:p>
+            <w:pPr>
+              <w:spacing w:after="0" w:before="0"/>
+            </w:pPr>
+            <w:r>
+              <w:rPr>
+                <w:i/>
+                <w:iCs/>
+                <w:color w:val="5E6E7E"/>
+                <w:sz w:val="18"/>
+                <w:szCs w:val="18"/>
+              </w:rPr>
+              <w:t xml:space="preserve">The dashed height meets the base at a square corner — the small 90° box is what makes it perpendicular, not slanted.</w:t>
+            </w:r>
+          </w:p>
+        </w:tc>
+      </w:tr>
+      <w:tr>
+        <w:trPr>
+          <w:cantSplit/>
+        </w:trPr>
+        <w:tc>
+          <w:tcPr>
+            <w:tcW w:type="dxa" w:w="1800"/>
+            <w:tcMar>
+              <w:top w:type="dxa" w:w="60"/>
+              <w:left w:type="dxa" w:w="100"/>
+              <w:bottom w:type="dxa" w:w="60"/>
+              <w:right w:type="dxa" w:w="100"/>
+            </w:tcMar>
+            <w:vAlign w:val="top"/>
+          </w:tcPr>
+          <w:p>
+            <w:pPr>
+              <w:spacing w:after="20" w:before="0"/>
+            </w:pPr>
+            <w:r>
+              <w:rPr>
+                <w:b/>
+                <w:bCs/>
+                <w:color w:val="0F2B3C"/>
+                <w:sz w:val="20"/>
+                <w:szCs w:val="20"/>
+              </w:rPr>
+              <w:t xml:space="preserve">Area</w:t>
+            </w:r>
+          </w:p>
+          <w:p>
+            <w:pPr>
+              <w:spacing w:after="0" w:before="0"/>
+            </w:pPr>
+            <w:r>
+              <w:rPr>
+                <w:i/>
+                <w:iCs/>
+                <w:color w:val="5E6E7E"/>
+                <w:sz w:val="18"/>
+                <w:szCs w:val="18"/>
+              </w:rPr>
+              <w:t xml:space="preserve">Área</w:t>
+            </w:r>
+          </w:p>
+        </w:tc>
+        <w:tc>
+          <w:tcPr>
+            <w:tcW w:type="dxa" w:w="3160"/>
+            <w:tcMar>
+              <w:top w:type="dxa" w:w="60"/>
+              <w:left w:type="dxa" w:w="100"/>
+              <w:bottom w:type="dxa" w:w="60"/>
+              <w:right w:type="dxa" w:w="100"/>
+            </w:tcMar>
+            <w:vAlign w:val="top"/>
+          </w:tcPr>
+          <w:p>
+            <w:pPr>
+              <w:spacing w:after="0" w:before="0"/>
+            </w:pPr>
+            <w:r>
+              <w:rPr>
+                <w:sz w:val="19"/>
+                <w:szCs w:val="19"/>
+              </w:rPr>
+              <w:t xml:space="preserve">How much space is inside a flat shape.</w:t>
+            </w:r>
+          </w:p>
+        </w:tc>
+        <w:tc>
+          <w:tcPr>
+            <w:tcW w:type="dxa" w:w="2200"/>
+            <w:tcMar>
+              <w:top w:type="dxa" w:w="60"/>
+              <w:left w:type="dxa" w:w="100"/>
+              <w:bottom w:type="dxa" w:w="60"/>
+              <w:right w:type="dxa" w:w="100"/>
+            </w:tcMar>
+            <w:vAlign w:val="top"/>
+          </w:tcPr>
+          <w:p>
+            <w:pPr>
+              <w:spacing w:after="30" w:before="0"/>
+            </w:pPr>
+            <w:r>
+              <w:rPr>
+                <w:i/>
+                <w:iCs/>
+                <w:color w:val="5E6E7E"/>
+                <w:sz w:val="18"/>
+                <w:szCs w:val="18"/>
+              </w:rPr>
+              <w:t xml:space="preserve">Not Area: write a counter-example that does not fit the rule.</w:t>
+            </w:r>
+          </w:p>
+          <w:p>
+            <w:pPr>
+              <w:spacing w:after="50" w:before="0"/>
+            </w:pPr>
+            <w:r>
+              <w:rPr>
+                <w:color w:val="BBBBBB"/>
+                <w:sz w:val="18"/>
+                <w:szCs w:val="18"/>
+              </w:rPr>
+              <w:t xml:space="preserve">____________________________</w:t>
+            </w:r>
+          </w:p>
+        </w:tc>
+        <w:tc>
+          <w:tcPr>
+            <w:tcW w:type="dxa" w:w="2200"/>
+            <w:tcMar>
+              <w:top w:type="dxa" w:w="60"/>
+              <w:left w:type="dxa" w:w="100"/>
+              <w:bottom w:type="dxa" w:w="60"/>
+              <w:right w:type="dxa" w:w="100"/>
+            </w:tcMar>
+            <w:vAlign w:val="top"/>
+          </w:tcPr>
+          <w:p>
+            <w:pPr>
+              <w:spacing w:after="0" w:before="0"/>
+            </w:pPr>
+            <w:r>
+              <w:rPr>
+                <w:i/>
+                <w:iCs/>
+                <w:color w:val="5E6E7E"/>
+                <w:sz w:val="18"/>
+                <w:szCs w:val="18"/>
+              </w:rPr>
+              <w:t xml:space="preserve">A trapezoid with b₁ = 10, b₂ = 6, h = 4 has area = ½(10 + 6) × 4 = 32 sq units</w:t>
+            </w:r>
+          </w:p>
+        </w:tc>
+      </w:tr>
+      <w:tr>
+        <w:trPr>
+          <w:cantSplit/>
+        </w:trPr>
+        <w:tc>
+          <w:tcPr>
+            <w:tcW w:type="dxa" w:w="1800"/>
+            <w:tcMar>
+              <w:top w:type="dxa" w:w="60"/>
+              <w:left w:type="dxa" w:w="100"/>
+              <w:bottom w:type="dxa" w:w="60"/>
+              <w:right w:type="dxa" w:w="100"/>
+            </w:tcMar>
+            <w:vAlign w:val="top"/>
+          </w:tcPr>
+          <w:p>
+            <w:pPr>
+              <w:spacing w:after="20" w:before="0"/>
+            </w:pPr>
+            <w:r>
+              <w:rPr>
+                <w:b/>
+                <w:bCs/>
+                <w:color w:val="0F2B3C"/>
+                <w:sz w:val="20"/>
+                <w:szCs w:val="20"/>
+              </w:rPr>
+              <w:t xml:space="preserve">Decompose</w:t>
+            </w:r>
+          </w:p>
+          <w:p>
+            <w:pPr>
+              <w:spacing w:after="0" w:before="0"/>
+            </w:pPr>
+            <w:r>
+              <w:rPr>
+                <w:i/>
+                <w:iCs/>
+                <w:color w:val="5E6E7E"/>
+                <w:sz w:val="18"/>
+                <w:szCs w:val="18"/>
+              </w:rPr>
+              <w:t xml:space="preserve">Descomponer</w:t>
+            </w:r>
+          </w:p>
+        </w:tc>
+        <w:tc>
+          <w:tcPr>
+            <w:tcW w:type="dxa" w:w="3160"/>
+            <w:tcMar>
+              <w:top w:type="dxa" w:w="60"/>
+              <w:left w:type="dxa" w:w="100"/>
+              <w:bottom w:type="dxa" w:w="60"/>
+              <w:right w:type="dxa" w:w="100"/>
+            </w:tcMar>
+            <w:vAlign w:val="top"/>
+          </w:tcPr>
+          <w:p>
+            <w:pPr>
+              <w:spacing w:after="0" w:before="0"/>
+            </w:pPr>
+            <w:r>
+              <w:rPr>
+                <w:sz w:val="19"/>
+                <w:szCs w:val="19"/>
+              </w:rPr>
+              <w:t xml:space="preserve">Break a figure into simpler shapes.</w:t>
+            </w:r>
+          </w:p>
+        </w:tc>
+        <w:tc>
+          <w:tcPr>
+            <w:tcW w:type="dxa" w:w="2200"/>
+            <w:tcMar>
+              <w:top w:type="dxa" w:w="60"/>
+              <w:left w:type="dxa" w:w="100"/>
+              <w:bottom w:type="dxa" w:w="60"/>
+              <w:right w:type="dxa" w:w="100"/>
+            </w:tcMar>
+            <w:vAlign w:val="top"/>
+          </w:tcPr>
+          <w:p>
+            <w:pPr>
+              <w:spacing w:after="30" w:before="0"/>
+            </w:pPr>
+            <w:r>
+              <w:rPr>
+                <w:i/>
+                <w:iCs/>
+                <w:color w:val="5E6E7E"/>
+                <w:sz w:val="18"/>
+                <w:szCs w:val="18"/>
+              </w:rPr>
+              <w:t xml:space="preserve">Not Decompose: write a counter-example that does not fit the rule.</w:t>
+            </w:r>
+          </w:p>
+          <w:p>
+            <w:pPr>
+              <w:spacing w:after="50" w:before="0"/>
+            </w:pPr>
+            <w:r>
+              <w:rPr>
+                <w:color w:val="BBBBBB"/>
+                <w:sz w:val="18"/>
+                <w:szCs w:val="18"/>
+              </w:rPr>
+              <w:t xml:space="preserve">____________________________</w:t>
+            </w:r>
+          </w:p>
+        </w:tc>
+        <w:tc>
+          <w:tcPr>
+            <w:tcW w:type="dxa" w:w="2200"/>
+            <w:tcMar>
+              <w:top w:type="dxa" w:w="60"/>
+              <w:left w:type="dxa" w:w="100"/>
+              <w:bottom w:type="dxa" w:w="60"/>
+              <w:right w:type="dxa" w:w="100"/>
+            </w:tcMar>
+            <w:vAlign w:val="top"/>
+          </w:tcPr>
+          <w:p>
+            <w:pPr>
+              <w:spacing w:after="0" w:before="0"/>
+            </w:pPr>
+            <w:r>
+              <w:rPr>
+                <w:i/>
+                <w:iCs/>
+                <w:color w:val="5E6E7E"/>
+                <w:sz w:val="18"/>
+                <w:szCs w:val="18"/>
+              </w:rPr>
+              <w:t xml:space="preserve">A trapezoid = a rectangle + 2 triangles.</w:t>
+            </w:r>
+          </w:p>
+        </w:tc>
+      </w:tr>
+      <w:tr>
+        <w:trPr>
+          <w:cantSplit/>
+        </w:trPr>
+        <w:tc>
+          <w:tcPr>
+            <w:tcW w:type="dxa" w:w="1800"/>
+            <w:tcMar>
+              <w:top w:type="dxa" w:w="60"/>
+              <w:left w:type="dxa" w:w="100"/>
+              <w:bottom w:type="dxa" w:w="60"/>
+              <w:right w:type="dxa" w:w="100"/>
+            </w:tcMar>
+            <w:vAlign w:val="top"/>
+          </w:tcPr>
+          <w:p>
+            <w:pPr>
+              <w:spacing w:after="20" w:before="0"/>
+            </w:pPr>
+            <w:r>
+              <w:rPr>
+                <w:b/>
+                <w:bCs/>
+                <w:color w:val="0F2B3C"/>
+                <w:sz w:val="20"/>
+                <w:szCs w:val="20"/>
+              </w:rPr>
+              <w:t xml:space="preserve">Right trapezoid</w:t>
+            </w:r>
+          </w:p>
+          <w:p>
+            <w:pPr>
+              <w:spacing w:after="0" w:before="0"/>
+            </w:pPr>
+            <w:r>
+              <w:rPr>
+                <w:i/>
+                <w:iCs/>
+                <w:color w:val="5E6E7E"/>
+                <w:sz w:val="18"/>
+                <w:szCs w:val="18"/>
+              </w:rPr>
+              <w:t xml:space="preserve">Trapecio rectángulo</w:t>
+            </w:r>
+          </w:p>
+        </w:tc>
+        <w:tc>
+          <w:tcPr>
+            <w:tcW w:type="dxa" w:w="3160"/>
+            <w:tcMar>
+              <w:top w:type="dxa" w:w="60"/>
+              <w:left w:type="dxa" w:w="100"/>
+              <w:bottom w:type="dxa" w:w="60"/>
+              <w:right w:type="dxa" w:w="100"/>
+            </w:tcMar>
+            <w:vAlign w:val="top"/>
+          </w:tcPr>
+          <w:p>
+            <w:pPr>
+              <w:spacing w:after="0" w:before="0"/>
+            </w:pPr>
+            <w:r>
+              <w:rPr>
+                <w:sz w:val="19"/>
+                <w:szCs w:val="19"/>
+              </w:rPr>
+              <w:t xml:space="preserve">A trapezoid with two square corners.</w:t>
+            </w:r>
+          </w:p>
+        </w:tc>
+        <w:tc>
+          <w:tcPr>
+            <w:tcW w:type="dxa" w:w="2200"/>
+            <w:tcMar>
+              <w:top w:type="dxa" w:w="60"/>
+              <w:left w:type="dxa" w:w="100"/>
+              <w:bottom w:type="dxa" w:w="60"/>
+              <w:right w:type="dxa" w:w="100"/>
+            </w:tcMar>
+            <w:vAlign w:val="top"/>
+          </w:tcPr>
+          <w:p>
+            <w:pPr>
+              <w:spacing w:after="30" w:before="0"/>
+            </w:pPr>
+            <w:r>
+              <w:rPr>
+                <w:i/>
+                <w:iCs/>
+                <w:color w:val="5E6E7E"/>
+                <w:sz w:val="18"/>
+                <w:szCs w:val="18"/>
+              </w:rPr>
+              <w:t xml:space="preserve">Not Right trapezoid: write a counter-example that does not fit the rule.</w:t>
+            </w:r>
+          </w:p>
+          <w:p>
+            <w:pPr>
+              <w:spacing w:after="50" w:before="0"/>
+            </w:pPr>
+            <w:r>
+              <w:rPr>
+                <w:color w:val="BBBBBB"/>
+                <w:sz w:val="18"/>
+                <w:szCs w:val="18"/>
+              </w:rPr>
+              <w:t xml:space="preserve">____________________________</w:t>
+            </w:r>
+          </w:p>
+        </w:tc>
+        <w:tc>
+          <w:tcPr>
+            <w:tcW w:type="dxa" w:w="2200"/>
+            <w:tcMar>
+              <w:top w:type="dxa" w:w="60"/>
+              <w:left w:type="dxa" w:w="100"/>
+              <w:bottom w:type="dxa" w:w="60"/>
+              <w:right w:type="dxa" w:w="100"/>
+            </w:tcMar>
+            <w:vAlign w:val="top"/>
+          </w:tcPr>
+          <w:p>
+            <w:pPr>
+              <w:spacing w:after="0" w:before="0"/>
+            </w:pPr>
+            <w:r>
+              <w:rPr>
+                <w:i/>
+                <w:iCs/>
+                <w:color w:val="5E6E7E"/>
+                <w:sz w:val="18"/>
+                <w:szCs w:val="18"/>
+              </w:rPr>
+              <w:t xml:space="preserve">One side stands straight up from the base.</w:t>
+            </w:r>
+          </w:p>
+        </w:tc>
+      </w:tr>
+    </w:tbl>
+    <w:p>
+      <w:pPr>
+        <w:spacing w:after="120" w:before="140"/>
       </w:pPr>
       <w:r>
         <w:rPr>
@@ -127,73 +1655,922 @@
         <w:t xml:space="preserve">Practice halving and adding, one step at a time.</w:t>
       </w:r>
     </w:p>
+    <w:tbl>
+      <w:tblPr>
+        <w:tblW w:type="dxa" w:w="9360"/>
+        <w:tblBorders>
+          <w:top w:val="single" w:color="C7D2DD" w:sz="6"/>
+          <w:left w:val="single" w:color="C7D2DD" w:sz="6"/>
+          <w:bottom w:val="single" w:color="C7D2DD" w:sz="6"/>
+          <w:right w:val="single" w:color="C7D2DD" w:sz="6"/>
+          <w:insideH w:val="single" w:color="C7D2DD" w:sz="6"/>
+          <w:insideV w:val="single" w:color="C7D2DD" w:sz="6"/>
+        </w:tblBorders>
+      </w:tblPr>
+      <w:tblGrid>
+        <w:gridCol w:w="2800"/>
+        <w:gridCol w:w="3560"/>
+        <w:gridCol w:w="3000"/>
+      </w:tblGrid>
+      <w:tr>
+        <w:trPr>
+          <w:cantSplit/>
+          <w:tblHeader/>
+        </w:trPr>
+        <w:tc>
+          <w:tcPr>
+            <w:tcW w:type="dxa" w:w="2800"/>
+            <w:shd w:fill="EEF4F8" w:color="auto" w:val="clear"/>
+            <w:tcMar>
+              <w:top w:type="dxa" w:w="60"/>
+              <w:left w:type="dxa" w:w="100"/>
+              <w:bottom w:type="dxa" w:w="60"/>
+              <w:right w:type="dxa" w:w="100"/>
+            </w:tcMar>
+          </w:tcPr>
+          <w:p>
+            <w:pPr>
+              <w:spacing w:after="0" w:before="0"/>
+            </w:pPr>
+            <w:r>
+              <w:rPr>
+                <w:b/>
+                <w:bCs/>
+                <w:color w:val="0F2B3C"/>
+                <w:sz w:val="16"/>
+                <w:szCs w:val="16"/>
+              </w:rPr>
+              <w:t xml:space="preserve">CORE PROBLEM / GIVEN REPRESENTATION</w:t>
+            </w:r>
+          </w:p>
+        </w:tc>
+        <w:tc>
+          <w:tcPr>
+            <w:tcW w:type="dxa" w:w="3560"/>
+            <w:shd w:fill="EEF4F8" w:color="auto" w:val="clear"/>
+            <w:tcMar>
+              <w:top w:type="dxa" w:w="60"/>
+              <w:left w:type="dxa" w:w="100"/>
+              <w:bottom w:type="dxa" w:w="60"/>
+              <w:right w:type="dxa" w:w="100"/>
+            </w:tcMar>
+          </w:tcPr>
+          <w:p>
+            <w:pPr>
+              <w:spacing w:after="0" w:before="0"/>
+            </w:pPr>
+            <w:r>
+              <w:rPr>
+                <w:b/>
+                <w:bCs/>
+                <w:color w:val="0F2B3C"/>
+                <w:sz w:val="16"/>
+                <w:szCs w:val="16"/>
+              </w:rPr>
+              <w:t xml:space="preserve">WORKING SPACE / CALCULATION STEPS</w:t>
+            </w:r>
+          </w:p>
+        </w:tc>
+        <w:tc>
+          <w:tcPr>
+            <w:tcW w:type="dxa" w:w="3000"/>
+            <w:shd w:fill="FBF3E2" w:color="auto" w:val="clear"/>
+            <w:tcMar>
+              <w:top w:type="dxa" w:w="60"/>
+              <w:left w:type="dxa" w:w="100"/>
+              <w:bottom w:type="dxa" w:w="60"/>
+              <w:right w:type="dxa" w:w="100"/>
+            </w:tcMar>
+          </w:tcPr>
+          <w:p>
+            <w:pPr>
+              <w:spacing w:after="0" w:before="0"/>
+            </w:pPr>
+            <w:r>
+              <w:rPr>
+                <w:b/>
+                <w:bCs/>
+                <w:color w:val="7A5400"/>
+                <w:sz w:val="16"/>
+                <w:szCs w:val="16"/>
+              </w:rPr>
+              <w:t xml:space="preserve">EXPLAIN YOUR REASONING</w:t>
+            </w:r>
+          </w:p>
+        </w:tc>
+      </w:tr>
+      <w:tr>
+        <w:trPr>
+          <w:cantSplit/>
+        </w:trPr>
+        <w:tc>
+          <w:tcPr>
+            <w:tcW w:type="dxa" w:w="2800"/>
+            <w:tcMar>
+              <w:top w:type="dxa" w:w="80"/>
+              <w:left w:type="dxa" w:w="100"/>
+              <w:bottom w:type="dxa" w:w="80"/>
+              <w:right w:type="dxa" w:w="100"/>
+            </w:tcMar>
+            <w:vAlign w:val="top"/>
+          </w:tcPr>
+          <w:p>
+            <w:pPr>
+              <w:spacing w:after="40" w:before="0"/>
+            </w:pPr>
+            <w:r>
+              <w:rPr>
+                <w:b/>
+                <w:bCs/>
+                <w:color w:val="0F2B3C"/>
+                <w:sz w:val="20"/>
+                <w:szCs w:val="20"/>
+              </w:rPr>
+              <w:t xml:space="preserve">1.  What is half of 8?</w:t>
+            </w:r>
+          </w:p>
+        </w:tc>
+        <w:tc>
+          <w:tcPr>
+            <w:tcW w:type="dxa" w:w="3560"/>
+            <w:tcMar>
+              <w:top w:type="dxa" w:w="80"/>
+              <w:left w:type="dxa" w:w="100"/>
+              <w:bottom w:type="dxa" w:w="80"/>
+              <w:right w:type="dxa" w:w="100"/>
+            </w:tcMar>
+            <w:vAlign w:val="top"/>
+          </w:tcPr>
+          <w:p>
+            <w:pPr>
+              <w:spacing w:after="50" w:before="0"/>
+            </w:pPr>
+            <w:r>
+              <w:rPr>
+                <w:color w:val="BBBBBB"/>
+                <w:sz w:val="18"/>
+                <w:szCs w:val="18"/>
+              </w:rPr>
+              <w:t xml:space="preserve">____________________________</w:t>
+            </w:r>
+          </w:p>
+          <w:p>
+            <w:pPr>
+              <w:spacing w:after="50" w:before="0"/>
+            </w:pPr>
+            <w:r>
+              <w:rPr>
+                <w:color w:val="BBBBBB"/>
+                <w:sz w:val="18"/>
+                <w:szCs w:val="18"/>
+              </w:rPr>
+              <w:t xml:space="preserve">____________________________</w:t>
+            </w:r>
+          </w:p>
+          <w:p>
+            <w:pPr>
+              <w:spacing w:after="50" w:before="0"/>
+            </w:pPr>
+            <w:r>
+              <w:rPr>
+                <w:color w:val="BBBBBB"/>
+                <w:sz w:val="18"/>
+                <w:szCs w:val="18"/>
+              </w:rPr>
+              <w:t xml:space="preserve">____________________________</w:t>
+            </w:r>
+          </w:p>
+          <w:p>
+            <w:pPr>
+              <w:spacing w:after="50" w:before="0"/>
+            </w:pPr>
+            <w:r>
+              <w:rPr>
+                <w:color w:val="BBBBBB"/>
+                <w:sz w:val="18"/>
+                <w:szCs w:val="18"/>
+              </w:rPr>
+              <w:t xml:space="preserve">____________________________</w:t>
+            </w:r>
+          </w:p>
+        </w:tc>
+        <w:tc>
+          <w:tcPr>
+            <w:tcW w:type="dxa" w:w="3000"/>
+            <w:shd w:fill="FBF3E2" w:color="auto" w:val="clear"/>
+            <w:tcMar>
+              <w:top w:type="dxa" w:w="80"/>
+              <w:left w:type="dxa" w:w="100"/>
+              <w:bottom w:type="dxa" w:w="80"/>
+              <w:right w:type="dxa" w:w="100"/>
+            </w:tcMar>
+            <w:vAlign w:val="top"/>
+          </w:tcPr>
+          <w:p>
+            <w:pPr>
+              <w:spacing w:after="30" w:before="0"/>
+            </w:pPr>
+            <w:r>
+              <w:rPr>
+                <w:b/>
+                <w:bCs/>
+                <w:color w:val="0F2B3C"/>
+                <w:sz w:val="18"/>
+                <w:szCs w:val="18"/>
+              </w:rPr>
+              <w:t xml:space="preserve">Because... ________________</w:t>
+            </w:r>
+          </w:p>
+          <w:p>
+            <w:pPr>
+              <w:spacing w:after="50" w:before="0"/>
+            </w:pPr>
+            <w:r>
+              <w:rPr>
+                <w:color w:val="BBBBBB"/>
+                <w:sz w:val="18"/>
+                <w:szCs w:val="18"/>
+              </w:rPr>
+              <w:t xml:space="preserve">____________________________</w:t>
+            </w:r>
+          </w:p>
+          <w:p>
+            <w:pPr>
+              <w:spacing w:after="30" w:before="40"/>
+            </w:pPr>
+            <w:r>
+              <w:rPr>
+                <w:b/>
+                <w:bCs/>
+                <w:color w:val="1A6FB5"/>
+                <w:sz w:val="18"/>
+                <w:szCs w:val="18"/>
+              </w:rPr>
+              <w:t xml:space="preserve">Although... _______________</w:t>
+            </w:r>
+          </w:p>
+          <w:p>
+            <w:pPr>
+              <w:spacing w:after="50" w:before="0"/>
+            </w:pPr>
+            <w:r>
+              <w:rPr>
+                <w:color w:val="BBBBBB"/>
+                <w:sz w:val="18"/>
+                <w:szCs w:val="18"/>
+              </w:rPr>
+              <w:t xml:space="preserve">____________________________</w:t>
+            </w:r>
+          </w:p>
+          <w:p>
+            <w:pPr>
+              <w:spacing w:after="30" w:before="40"/>
+            </w:pPr>
+            <w:r>
+              <w:rPr>
+                <w:b/>
+                <w:bCs/>
+                <w:color w:val="7A5400"/>
+                <w:sz w:val="18"/>
+                <w:szCs w:val="18"/>
+              </w:rPr>
+              <w:t xml:space="preserve">Therefore... ______________</w:t>
+            </w:r>
+          </w:p>
+          <w:p>
+            <w:pPr>
+              <w:spacing w:after="50" w:before="0"/>
+            </w:pPr>
+            <w:r>
+              <w:rPr>
+                <w:color w:val="BBBBBB"/>
+                <w:sz w:val="18"/>
+                <w:szCs w:val="18"/>
+              </w:rPr>
+              <w:t xml:space="preserve">____________________________</w:t>
+            </w:r>
+          </w:p>
+        </w:tc>
+      </w:tr>
+    </w:tbl>
     <w:p>
       <w:pPr>
-        <w:spacing w:after="40" w:before="0"/>
-      </w:pPr>
-      <w:r>
-        <w:rPr>
-          <w:sz w:val="22"/>
-          <w:szCs w:val="22"/>
-        </w:rPr>
-        <w:t xml:space="preserve">1.  What is half of 8?</w:t>
+        <w:spacing w:after="60" w:before="0"/>
+      </w:pPr>
+      <w:r>
+        <w:t xml:space="preserve"/>
       </w:r>
     </w:p>
+    <w:tbl>
+      <w:tblPr>
+        <w:tblW w:type="dxa" w:w="9360"/>
+        <w:tblBorders>
+          <w:top w:val="single" w:color="C7D2DD" w:sz="6"/>
+          <w:left w:val="single" w:color="C7D2DD" w:sz="6"/>
+          <w:bottom w:val="single" w:color="C7D2DD" w:sz="6"/>
+          <w:right w:val="single" w:color="C7D2DD" w:sz="6"/>
+          <w:insideH w:val="single" w:color="C7D2DD" w:sz="6"/>
+          <w:insideV w:val="single" w:color="C7D2DD" w:sz="6"/>
+        </w:tblBorders>
+      </w:tblPr>
+      <w:tblGrid>
+        <w:gridCol w:w="2800"/>
+        <w:gridCol w:w="3560"/>
+        <w:gridCol w:w="3000"/>
+      </w:tblGrid>
+      <w:tr>
+        <w:trPr>
+          <w:cantSplit/>
+          <w:tblHeader/>
+        </w:trPr>
+        <w:tc>
+          <w:tcPr>
+            <w:tcW w:type="dxa" w:w="2800"/>
+            <w:shd w:fill="EEF4F8" w:color="auto" w:val="clear"/>
+            <w:tcMar>
+              <w:top w:type="dxa" w:w="60"/>
+              <w:left w:type="dxa" w:w="100"/>
+              <w:bottom w:type="dxa" w:w="60"/>
+              <w:right w:type="dxa" w:w="100"/>
+            </w:tcMar>
+          </w:tcPr>
+          <w:p>
+            <w:pPr>
+              <w:spacing w:after="0" w:before="0"/>
+            </w:pPr>
+            <w:r>
+              <w:rPr>
+                <w:b/>
+                <w:bCs/>
+                <w:color w:val="0F2B3C"/>
+                <w:sz w:val="16"/>
+                <w:szCs w:val="16"/>
+              </w:rPr>
+              <w:t xml:space="preserve">CORE PROBLEM / GIVEN REPRESENTATION</w:t>
+            </w:r>
+          </w:p>
+        </w:tc>
+        <w:tc>
+          <w:tcPr>
+            <w:tcW w:type="dxa" w:w="3560"/>
+            <w:shd w:fill="EEF4F8" w:color="auto" w:val="clear"/>
+            <w:tcMar>
+              <w:top w:type="dxa" w:w="60"/>
+              <w:left w:type="dxa" w:w="100"/>
+              <w:bottom w:type="dxa" w:w="60"/>
+              <w:right w:type="dxa" w:w="100"/>
+            </w:tcMar>
+          </w:tcPr>
+          <w:p>
+            <w:pPr>
+              <w:spacing w:after="0" w:before="0"/>
+            </w:pPr>
+            <w:r>
+              <w:rPr>
+                <w:b/>
+                <w:bCs/>
+                <w:color w:val="0F2B3C"/>
+                <w:sz w:val="16"/>
+                <w:szCs w:val="16"/>
+              </w:rPr>
+              <w:t xml:space="preserve">WORKING SPACE / CALCULATION STEPS</w:t>
+            </w:r>
+          </w:p>
+        </w:tc>
+        <w:tc>
+          <w:tcPr>
+            <w:tcW w:type="dxa" w:w="3000"/>
+            <w:shd w:fill="FBF3E2" w:color="auto" w:val="clear"/>
+            <w:tcMar>
+              <w:top w:type="dxa" w:w="60"/>
+              <w:left w:type="dxa" w:w="100"/>
+              <w:bottom w:type="dxa" w:w="60"/>
+              <w:right w:type="dxa" w:w="100"/>
+            </w:tcMar>
+          </w:tcPr>
+          <w:p>
+            <w:pPr>
+              <w:spacing w:after="0" w:before="0"/>
+            </w:pPr>
+            <w:r>
+              <w:rPr>
+                <w:b/>
+                <w:bCs/>
+                <w:color w:val="7A5400"/>
+                <w:sz w:val="16"/>
+                <w:szCs w:val="16"/>
+              </w:rPr>
+              <w:t xml:space="preserve">EXPLAIN YOUR REASONING</w:t>
+            </w:r>
+          </w:p>
+        </w:tc>
+      </w:tr>
+      <w:tr>
+        <w:trPr>
+          <w:cantSplit/>
+        </w:trPr>
+        <w:tc>
+          <w:tcPr>
+            <w:tcW w:type="dxa" w:w="2800"/>
+            <w:tcMar>
+              <w:top w:type="dxa" w:w="80"/>
+              <w:left w:type="dxa" w:w="100"/>
+              <w:bottom w:type="dxa" w:w="80"/>
+              <w:right w:type="dxa" w:w="100"/>
+            </w:tcMar>
+            <w:vAlign w:val="top"/>
+          </w:tcPr>
+          <w:p>
+            <w:pPr>
+              <w:spacing w:after="40" w:before="0"/>
+            </w:pPr>
+            <w:r>
+              <w:rPr>
+                <w:b/>
+                <w:bCs/>
+                <w:color w:val="0F2B3C"/>
+                <w:sz w:val="20"/>
+                <w:szCs w:val="20"/>
+              </w:rPr>
+              <w:t xml:space="preserve">2.  What is 5 + 3?</w:t>
+            </w:r>
+          </w:p>
+        </w:tc>
+        <w:tc>
+          <w:tcPr>
+            <w:tcW w:type="dxa" w:w="3560"/>
+            <w:tcMar>
+              <w:top w:type="dxa" w:w="80"/>
+              <w:left w:type="dxa" w:w="100"/>
+              <w:bottom w:type="dxa" w:w="80"/>
+              <w:right w:type="dxa" w:w="100"/>
+            </w:tcMar>
+            <w:vAlign w:val="top"/>
+          </w:tcPr>
+          <w:p>
+            <w:pPr>
+              <w:spacing w:after="50" w:before="0"/>
+            </w:pPr>
+            <w:r>
+              <w:rPr>
+                <w:color w:val="BBBBBB"/>
+                <w:sz w:val="18"/>
+                <w:szCs w:val="18"/>
+              </w:rPr>
+              <w:t xml:space="preserve">____________________________</w:t>
+            </w:r>
+          </w:p>
+          <w:p>
+            <w:pPr>
+              <w:spacing w:after="50" w:before="0"/>
+            </w:pPr>
+            <w:r>
+              <w:rPr>
+                <w:color w:val="BBBBBB"/>
+                <w:sz w:val="18"/>
+                <w:szCs w:val="18"/>
+              </w:rPr>
+              <w:t xml:space="preserve">____________________________</w:t>
+            </w:r>
+          </w:p>
+          <w:p>
+            <w:pPr>
+              <w:spacing w:after="50" w:before="0"/>
+            </w:pPr>
+            <w:r>
+              <w:rPr>
+                <w:color w:val="BBBBBB"/>
+                <w:sz w:val="18"/>
+                <w:szCs w:val="18"/>
+              </w:rPr>
+              <w:t xml:space="preserve">____________________________</w:t>
+            </w:r>
+          </w:p>
+          <w:p>
+            <w:pPr>
+              <w:spacing w:after="50" w:before="0"/>
+            </w:pPr>
+            <w:r>
+              <w:rPr>
+                <w:color w:val="BBBBBB"/>
+                <w:sz w:val="18"/>
+                <w:szCs w:val="18"/>
+              </w:rPr>
+              <w:t xml:space="preserve">____________________________</w:t>
+            </w:r>
+          </w:p>
+        </w:tc>
+        <w:tc>
+          <w:tcPr>
+            <w:tcW w:type="dxa" w:w="3000"/>
+            <w:shd w:fill="FBF3E2" w:color="auto" w:val="clear"/>
+            <w:tcMar>
+              <w:top w:type="dxa" w:w="80"/>
+              <w:left w:type="dxa" w:w="100"/>
+              <w:bottom w:type="dxa" w:w="80"/>
+              <w:right w:type="dxa" w:w="100"/>
+            </w:tcMar>
+            <w:vAlign w:val="top"/>
+          </w:tcPr>
+          <w:p>
+            <w:pPr>
+              <w:spacing w:after="30" w:before="0"/>
+            </w:pPr>
+            <w:r>
+              <w:rPr>
+                <w:b/>
+                <w:bCs/>
+                <w:color w:val="0F2B3C"/>
+                <w:sz w:val="18"/>
+                <w:szCs w:val="18"/>
+              </w:rPr>
+              <w:t xml:space="preserve">Because... ________________</w:t>
+            </w:r>
+          </w:p>
+          <w:p>
+            <w:pPr>
+              <w:spacing w:after="50" w:before="0"/>
+            </w:pPr>
+            <w:r>
+              <w:rPr>
+                <w:color w:val="BBBBBB"/>
+                <w:sz w:val="18"/>
+                <w:szCs w:val="18"/>
+              </w:rPr>
+              <w:t xml:space="preserve">____________________________</w:t>
+            </w:r>
+          </w:p>
+          <w:p>
+            <w:pPr>
+              <w:spacing w:after="30" w:before="40"/>
+            </w:pPr>
+            <w:r>
+              <w:rPr>
+                <w:b/>
+                <w:bCs/>
+                <w:color w:val="1A6FB5"/>
+                <w:sz w:val="18"/>
+                <w:szCs w:val="18"/>
+              </w:rPr>
+              <w:t xml:space="preserve">Although... _______________</w:t>
+            </w:r>
+          </w:p>
+          <w:p>
+            <w:pPr>
+              <w:spacing w:after="50" w:before="0"/>
+            </w:pPr>
+            <w:r>
+              <w:rPr>
+                <w:color w:val="BBBBBB"/>
+                <w:sz w:val="18"/>
+                <w:szCs w:val="18"/>
+              </w:rPr>
+              <w:t xml:space="preserve">____________________________</w:t>
+            </w:r>
+          </w:p>
+          <w:p>
+            <w:pPr>
+              <w:spacing w:after="30" w:before="40"/>
+            </w:pPr>
+            <w:r>
+              <w:rPr>
+                <w:b/>
+                <w:bCs/>
+                <w:color w:val="7A5400"/>
+                <w:sz w:val="18"/>
+                <w:szCs w:val="18"/>
+              </w:rPr>
+              <w:t xml:space="preserve">Therefore... ______________</w:t>
+            </w:r>
+          </w:p>
+          <w:p>
+            <w:pPr>
+              <w:spacing w:after="50" w:before="0"/>
+            </w:pPr>
+            <w:r>
+              <w:rPr>
+                <w:color w:val="BBBBBB"/>
+                <w:sz w:val="18"/>
+                <w:szCs w:val="18"/>
+              </w:rPr>
+              <w:t xml:space="preserve">____________________________</w:t>
+            </w:r>
+          </w:p>
+        </w:tc>
+      </w:tr>
+    </w:tbl>
     <w:p>
       <w:pPr>
-        <w:spacing w:after="80" w:before="0"/>
-      </w:pPr>
-      <w:r>
-        <w:rPr>
-          <w:color w:val="BBBBBB"/>
-        </w:rPr>
-        <w:t xml:space="preserve">____________________________________________________</w:t>
+        <w:spacing w:after="60" w:before="0"/>
+      </w:pPr>
+      <w:r>
+        <w:t xml:space="preserve"/>
       </w:r>
     </w:p>
+    <w:tbl>
+      <w:tblPr>
+        <w:tblW w:type="dxa" w:w="9360"/>
+        <w:tblBorders>
+          <w:top w:val="single" w:color="C7D2DD" w:sz="6"/>
+          <w:left w:val="single" w:color="C7D2DD" w:sz="6"/>
+          <w:bottom w:val="single" w:color="C7D2DD" w:sz="6"/>
+          <w:right w:val="single" w:color="C7D2DD" w:sz="6"/>
+          <w:insideH w:val="single" w:color="C7D2DD" w:sz="6"/>
+          <w:insideV w:val="single" w:color="C7D2DD" w:sz="6"/>
+        </w:tblBorders>
+      </w:tblPr>
+      <w:tblGrid>
+        <w:gridCol w:w="2800"/>
+        <w:gridCol w:w="3560"/>
+        <w:gridCol w:w="3000"/>
+      </w:tblGrid>
+      <w:tr>
+        <w:trPr>
+          <w:cantSplit/>
+          <w:tblHeader/>
+        </w:trPr>
+        <w:tc>
+          <w:tcPr>
+            <w:tcW w:type="dxa" w:w="2800"/>
+            <w:shd w:fill="EEF4F8" w:color="auto" w:val="clear"/>
+            <w:tcMar>
+              <w:top w:type="dxa" w:w="60"/>
+              <w:left w:type="dxa" w:w="100"/>
+              <w:bottom w:type="dxa" w:w="60"/>
+              <w:right w:type="dxa" w:w="100"/>
+            </w:tcMar>
+          </w:tcPr>
+          <w:p>
+            <w:pPr>
+              <w:spacing w:after="0" w:before="0"/>
+            </w:pPr>
+            <w:r>
+              <w:rPr>
+                <w:b/>
+                <w:bCs/>
+                <w:color w:val="0F2B3C"/>
+                <w:sz w:val="16"/>
+                <w:szCs w:val="16"/>
+              </w:rPr>
+              <w:t xml:space="preserve">CORE PROBLEM / GIVEN REPRESENTATION</w:t>
+            </w:r>
+          </w:p>
+        </w:tc>
+        <w:tc>
+          <w:tcPr>
+            <w:tcW w:type="dxa" w:w="3560"/>
+            <w:shd w:fill="EEF4F8" w:color="auto" w:val="clear"/>
+            <w:tcMar>
+              <w:top w:type="dxa" w:w="60"/>
+              <w:left w:type="dxa" w:w="100"/>
+              <w:bottom w:type="dxa" w:w="60"/>
+              <w:right w:type="dxa" w:w="100"/>
+            </w:tcMar>
+          </w:tcPr>
+          <w:p>
+            <w:pPr>
+              <w:spacing w:after="0" w:before="0"/>
+            </w:pPr>
+            <w:r>
+              <w:rPr>
+                <w:b/>
+                <w:bCs/>
+                <w:color w:val="0F2B3C"/>
+                <w:sz w:val="16"/>
+                <w:szCs w:val="16"/>
+              </w:rPr>
+              <w:t xml:space="preserve">WORKING SPACE / CALCULATION STEPS</w:t>
+            </w:r>
+          </w:p>
+        </w:tc>
+        <w:tc>
+          <w:tcPr>
+            <w:tcW w:type="dxa" w:w="3000"/>
+            <w:shd w:fill="FBF3E2" w:color="auto" w:val="clear"/>
+            <w:tcMar>
+              <w:top w:type="dxa" w:w="60"/>
+              <w:left w:type="dxa" w:w="100"/>
+              <w:bottom w:type="dxa" w:w="60"/>
+              <w:right w:type="dxa" w:w="100"/>
+            </w:tcMar>
+          </w:tcPr>
+          <w:p>
+            <w:pPr>
+              <w:spacing w:after="0" w:before="0"/>
+            </w:pPr>
+            <w:r>
+              <w:rPr>
+                <w:b/>
+                <w:bCs/>
+                <w:color w:val="7A5400"/>
+                <w:sz w:val="16"/>
+                <w:szCs w:val="16"/>
+              </w:rPr>
+              <w:t xml:space="preserve">EXPLAIN YOUR REASONING</w:t>
+            </w:r>
+          </w:p>
+        </w:tc>
+      </w:tr>
+      <w:tr>
+        <w:trPr>
+          <w:cantSplit/>
+        </w:trPr>
+        <w:tc>
+          <w:tcPr>
+            <w:tcW w:type="dxa" w:w="2800"/>
+            <w:tcMar>
+              <w:top w:type="dxa" w:w="80"/>
+              <w:left w:type="dxa" w:w="100"/>
+              <w:bottom w:type="dxa" w:w="80"/>
+              <w:right w:type="dxa" w:w="100"/>
+            </w:tcMar>
+            <w:vAlign w:val="top"/>
+          </w:tcPr>
+          <w:p>
+            <w:pPr>
+              <w:spacing w:after="40" w:before="0"/>
+            </w:pPr>
+            <w:r>
+              <w:rPr>
+                <w:b/>
+                <w:bCs/>
+                <w:color w:val="0F2B3C"/>
+                <w:sz w:val="20"/>
+                <w:szCs w:val="20"/>
+              </w:rPr>
+              <w:t xml:space="preserve">3.  What is half of 16?</w:t>
+            </w:r>
+          </w:p>
+        </w:tc>
+        <w:tc>
+          <w:tcPr>
+            <w:tcW w:type="dxa" w:w="3560"/>
+            <w:tcMar>
+              <w:top w:type="dxa" w:w="80"/>
+              <w:left w:type="dxa" w:w="100"/>
+              <w:bottom w:type="dxa" w:w="80"/>
+              <w:right w:type="dxa" w:w="100"/>
+            </w:tcMar>
+            <w:vAlign w:val="top"/>
+          </w:tcPr>
+          <w:p>
+            <w:pPr>
+              <w:spacing w:after="50" w:before="0"/>
+            </w:pPr>
+            <w:r>
+              <w:rPr>
+                <w:color w:val="BBBBBB"/>
+                <w:sz w:val="18"/>
+                <w:szCs w:val="18"/>
+              </w:rPr>
+              <w:t xml:space="preserve">____________________________</w:t>
+            </w:r>
+          </w:p>
+          <w:p>
+            <w:pPr>
+              <w:spacing w:after="50" w:before="0"/>
+            </w:pPr>
+            <w:r>
+              <w:rPr>
+                <w:color w:val="BBBBBB"/>
+                <w:sz w:val="18"/>
+                <w:szCs w:val="18"/>
+              </w:rPr>
+              <w:t xml:space="preserve">____________________________</w:t>
+            </w:r>
+          </w:p>
+          <w:p>
+            <w:pPr>
+              <w:spacing w:after="50" w:before="0"/>
+            </w:pPr>
+            <w:r>
+              <w:rPr>
+                <w:color w:val="BBBBBB"/>
+                <w:sz w:val="18"/>
+                <w:szCs w:val="18"/>
+              </w:rPr>
+              <w:t xml:space="preserve">____________________________</w:t>
+            </w:r>
+          </w:p>
+          <w:p>
+            <w:pPr>
+              <w:spacing w:after="50" w:before="0"/>
+            </w:pPr>
+            <w:r>
+              <w:rPr>
+                <w:color w:val="BBBBBB"/>
+                <w:sz w:val="18"/>
+                <w:szCs w:val="18"/>
+              </w:rPr>
+              <w:t xml:space="preserve">____________________________</w:t>
+            </w:r>
+          </w:p>
+        </w:tc>
+        <w:tc>
+          <w:tcPr>
+            <w:tcW w:type="dxa" w:w="3000"/>
+            <w:shd w:fill="FBF3E2" w:color="auto" w:val="clear"/>
+            <w:tcMar>
+              <w:top w:type="dxa" w:w="80"/>
+              <w:left w:type="dxa" w:w="100"/>
+              <w:bottom w:type="dxa" w:w="80"/>
+              <w:right w:type="dxa" w:w="100"/>
+            </w:tcMar>
+            <w:vAlign w:val="top"/>
+          </w:tcPr>
+          <w:p>
+            <w:pPr>
+              <w:spacing w:after="30" w:before="0"/>
+            </w:pPr>
+            <w:r>
+              <w:rPr>
+                <w:b/>
+                <w:bCs/>
+                <w:color w:val="0F2B3C"/>
+                <w:sz w:val="18"/>
+                <w:szCs w:val="18"/>
+              </w:rPr>
+              <w:t xml:space="preserve">Because... ________________</w:t>
+            </w:r>
+          </w:p>
+          <w:p>
+            <w:pPr>
+              <w:spacing w:after="50" w:before="0"/>
+            </w:pPr>
+            <w:r>
+              <w:rPr>
+                <w:color w:val="BBBBBB"/>
+                <w:sz w:val="18"/>
+                <w:szCs w:val="18"/>
+              </w:rPr>
+              <w:t xml:space="preserve">____________________________</w:t>
+            </w:r>
+          </w:p>
+          <w:p>
+            <w:pPr>
+              <w:spacing w:after="30" w:before="40"/>
+            </w:pPr>
+            <w:r>
+              <w:rPr>
+                <w:b/>
+                <w:bCs/>
+                <w:color w:val="1A6FB5"/>
+                <w:sz w:val="18"/>
+                <w:szCs w:val="18"/>
+              </w:rPr>
+              <w:t xml:space="preserve">Although... _______________</w:t>
+            </w:r>
+          </w:p>
+          <w:p>
+            <w:pPr>
+              <w:spacing w:after="50" w:before="0"/>
+            </w:pPr>
+            <w:r>
+              <w:rPr>
+                <w:color w:val="BBBBBB"/>
+                <w:sz w:val="18"/>
+                <w:szCs w:val="18"/>
+              </w:rPr>
+              <w:t xml:space="preserve">____________________________</w:t>
+            </w:r>
+          </w:p>
+          <w:p>
+            <w:pPr>
+              <w:spacing w:after="30" w:before="40"/>
+            </w:pPr>
+            <w:r>
+              <w:rPr>
+                <w:b/>
+                <w:bCs/>
+                <w:color w:val="7A5400"/>
+                <w:sz w:val="18"/>
+                <w:szCs w:val="18"/>
+              </w:rPr>
+              <w:t xml:space="preserve">Therefore... ______________</w:t>
+            </w:r>
+          </w:p>
+          <w:p>
+            <w:pPr>
+              <w:spacing w:after="50" w:before="0"/>
+            </w:pPr>
+            <w:r>
+              <w:rPr>
+                <w:color w:val="BBBBBB"/>
+                <w:sz w:val="18"/>
+                <w:szCs w:val="18"/>
+              </w:rPr>
+              <w:t xml:space="preserve">____________________________</w:t>
+            </w:r>
+          </w:p>
+        </w:tc>
+      </w:tr>
+    </w:tbl>
     <w:p>
       <w:pPr>
-        <w:spacing w:after="40" w:before="0"/>
-      </w:pPr>
-      <w:r>
-        <w:rPr>
-          <w:sz w:val="22"/>
-          <w:szCs w:val="22"/>
-        </w:rPr>
-        <w:t xml:space="preserve">2.  What is 5 + 3?</w:t>
-      </w:r>
-    </w:p>
-    <w:p>
-      <w:pPr>
-        <w:spacing w:after="80" w:before="0"/>
-      </w:pPr>
-      <w:r>
-        <w:rPr>
-          <w:color w:val="BBBBBB"/>
-        </w:rPr>
-        <w:t xml:space="preserve">____________________________________________________</w:t>
-      </w:r>
-    </w:p>
-    <w:p>
-      <w:pPr>
-        <w:spacing w:after="40" w:before="0"/>
-      </w:pPr>
-      <w:r>
-        <w:rPr>
-          <w:sz w:val="22"/>
-          <w:szCs w:val="22"/>
-        </w:rPr>
-        <w:t xml:space="preserve">3.  What is half of 16?</w:t>
-      </w:r>
-    </w:p>
-    <w:p>
-      <w:pPr>
-        <w:spacing w:after="80" w:before="0"/>
-      </w:pPr>
-      <w:r>
-        <w:rPr>
-          <w:color w:val="BBBBBB"/>
-        </w:rPr>
-        <w:t xml:space="preserve">____________________________________________________</w:t>
+        <w:spacing w:after="60" w:before="0"/>
+      </w:pPr>
+      <w:r>
+        <w:t xml:space="preserve"/>
       </w:r>
     </w:p>
     <w:p>
@@ -225,73 +2602,922 @@
         <w:t xml:space="preserve">Combine the steps the trapezoid formula uses.</w:t>
       </w:r>
     </w:p>
+    <w:tbl>
+      <w:tblPr>
+        <w:tblW w:type="dxa" w:w="9360"/>
+        <w:tblBorders>
+          <w:top w:val="single" w:color="C7D2DD" w:sz="6"/>
+          <w:left w:val="single" w:color="C7D2DD" w:sz="6"/>
+          <w:bottom w:val="single" w:color="C7D2DD" w:sz="6"/>
+          <w:right w:val="single" w:color="C7D2DD" w:sz="6"/>
+          <w:insideH w:val="single" w:color="C7D2DD" w:sz="6"/>
+          <w:insideV w:val="single" w:color="C7D2DD" w:sz="6"/>
+        </w:tblBorders>
+      </w:tblPr>
+      <w:tblGrid>
+        <w:gridCol w:w="2800"/>
+        <w:gridCol w:w="3560"/>
+        <w:gridCol w:w="3000"/>
+      </w:tblGrid>
+      <w:tr>
+        <w:trPr>
+          <w:cantSplit/>
+          <w:tblHeader/>
+        </w:trPr>
+        <w:tc>
+          <w:tcPr>
+            <w:tcW w:type="dxa" w:w="2800"/>
+            <w:shd w:fill="EEF4F8" w:color="auto" w:val="clear"/>
+            <w:tcMar>
+              <w:top w:type="dxa" w:w="60"/>
+              <w:left w:type="dxa" w:w="100"/>
+              <w:bottom w:type="dxa" w:w="60"/>
+              <w:right w:type="dxa" w:w="100"/>
+            </w:tcMar>
+          </w:tcPr>
+          <w:p>
+            <w:pPr>
+              <w:spacing w:after="0" w:before="0"/>
+            </w:pPr>
+            <w:r>
+              <w:rPr>
+                <w:b/>
+                <w:bCs/>
+                <w:color w:val="0F2B3C"/>
+                <w:sz w:val="16"/>
+                <w:szCs w:val="16"/>
+              </w:rPr>
+              <w:t xml:space="preserve">CORE PROBLEM / GIVEN REPRESENTATION</w:t>
+            </w:r>
+          </w:p>
+        </w:tc>
+        <w:tc>
+          <w:tcPr>
+            <w:tcW w:type="dxa" w:w="3560"/>
+            <w:shd w:fill="EEF4F8" w:color="auto" w:val="clear"/>
+            <w:tcMar>
+              <w:top w:type="dxa" w:w="60"/>
+              <w:left w:type="dxa" w:w="100"/>
+              <w:bottom w:type="dxa" w:w="60"/>
+              <w:right w:type="dxa" w:w="100"/>
+            </w:tcMar>
+          </w:tcPr>
+          <w:p>
+            <w:pPr>
+              <w:spacing w:after="0" w:before="0"/>
+            </w:pPr>
+            <w:r>
+              <w:rPr>
+                <w:b/>
+                <w:bCs/>
+                <w:color w:val="0F2B3C"/>
+                <w:sz w:val="16"/>
+                <w:szCs w:val="16"/>
+              </w:rPr>
+              <w:t xml:space="preserve">WORKING SPACE / CALCULATION STEPS</w:t>
+            </w:r>
+          </w:p>
+        </w:tc>
+        <w:tc>
+          <w:tcPr>
+            <w:tcW w:type="dxa" w:w="3000"/>
+            <w:shd w:fill="FBF3E2" w:color="auto" w:val="clear"/>
+            <w:tcMar>
+              <w:top w:type="dxa" w:w="60"/>
+              <w:left w:type="dxa" w:w="100"/>
+              <w:bottom w:type="dxa" w:w="60"/>
+              <w:right w:type="dxa" w:w="100"/>
+            </w:tcMar>
+          </w:tcPr>
+          <w:p>
+            <w:pPr>
+              <w:spacing w:after="0" w:before="0"/>
+            </w:pPr>
+            <w:r>
+              <w:rPr>
+                <w:b/>
+                <w:bCs/>
+                <w:color w:val="7A5400"/>
+                <w:sz w:val="16"/>
+                <w:szCs w:val="16"/>
+              </w:rPr>
+              <w:t xml:space="preserve">EXPLAIN YOUR REASONING</w:t>
+            </w:r>
+          </w:p>
+        </w:tc>
+      </w:tr>
+      <w:tr>
+        <w:trPr>
+          <w:cantSplit/>
+        </w:trPr>
+        <w:tc>
+          <w:tcPr>
+            <w:tcW w:type="dxa" w:w="2800"/>
+            <w:tcMar>
+              <w:top w:type="dxa" w:w="80"/>
+              <w:left w:type="dxa" w:w="100"/>
+              <w:bottom w:type="dxa" w:w="80"/>
+              <w:right w:type="dxa" w:w="100"/>
+            </w:tcMar>
+            <w:vAlign w:val="top"/>
+          </w:tcPr>
+          <w:p>
+            <w:pPr>
+              <w:spacing w:after="40" w:before="0"/>
+            </w:pPr>
+            <w:r>
+              <w:rPr>
+                <w:b/>
+                <w:bCs/>
+                <w:color w:val="0F2B3C"/>
+                <w:sz w:val="20"/>
+                <w:szCs w:val="20"/>
+              </w:rPr>
+              <w:t xml:space="preserve">1.  Add the two bases: 7 + 9 = ___?</w:t>
+            </w:r>
+          </w:p>
+        </w:tc>
+        <w:tc>
+          <w:tcPr>
+            <w:tcW w:type="dxa" w:w="3560"/>
+            <w:tcMar>
+              <w:top w:type="dxa" w:w="80"/>
+              <w:left w:type="dxa" w:w="100"/>
+              <w:bottom w:type="dxa" w:w="80"/>
+              <w:right w:type="dxa" w:w="100"/>
+            </w:tcMar>
+            <w:vAlign w:val="top"/>
+          </w:tcPr>
+          <w:p>
+            <w:pPr>
+              <w:spacing w:after="50" w:before="0"/>
+            </w:pPr>
+            <w:r>
+              <w:rPr>
+                <w:color w:val="BBBBBB"/>
+                <w:sz w:val="18"/>
+                <w:szCs w:val="18"/>
+              </w:rPr>
+              <w:t xml:space="preserve">____________________________</w:t>
+            </w:r>
+          </w:p>
+          <w:p>
+            <w:pPr>
+              <w:spacing w:after="50" w:before="0"/>
+            </w:pPr>
+            <w:r>
+              <w:rPr>
+                <w:color w:val="BBBBBB"/>
+                <w:sz w:val="18"/>
+                <w:szCs w:val="18"/>
+              </w:rPr>
+              <w:t xml:space="preserve">____________________________</w:t>
+            </w:r>
+          </w:p>
+          <w:p>
+            <w:pPr>
+              <w:spacing w:after="50" w:before="0"/>
+            </w:pPr>
+            <w:r>
+              <w:rPr>
+                <w:color w:val="BBBBBB"/>
+                <w:sz w:val="18"/>
+                <w:szCs w:val="18"/>
+              </w:rPr>
+              <w:t xml:space="preserve">____________________________</w:t>
+            </w:r>
+          </w:p>
+          <w:p>
+            <w:pPr>
+              <w:spacing w:after="50" w:before="0"/>
+            </w:pPr>
+            <w:r>
+              <w:rPr>
+                <w:color w:val="BBBBBB"/>
+                <w:sz w:val="18"/>
+                <w:szCs w:val="18"/>
+              </w:rPr>
+              <w:t xml:space="preserve">____________________________</w:t>
+            </w:r>
+          </w:p>
+        </w:tc>
+        <w:tc>
+          <w:tcPr>
+            <w:tcW w:type="dxa" w:w="3000"/>
+            <w:shd w:fill="FBF3E2" w:color="auto" w:val="clear"/>
+            <w:tcMar>
+              <w:top w:type="dxa" w:w="80"/>
+              <w:left w:type="dxa" w:w="100"/>
+              <w:bottom w:type="dxa" w:w="80"/>
+              <w:right w:type="dxa" w:w="100"/>
+            </w:tcMar>
+            <w:vAlign w:val="top"/>
+          </w:tcPr>
+          <w:p>
+            <w:pPr>
+              <w:spacing w:after="30" w:before="0"/>
+            </w:pPr>
+            <w:r>
+              <w:rPr>
+                <w:b/>
+                <w:bCs/>
+                <w:color w:val="0F2B3C"/>
+                <w:sz w:val="18"/>
+                <w:szCs w:val="18"/>
+              </w:rPr>
+              <w:t xml:space="preserve">Because... ________________</w:t>
+            </w:r>
+          </w:p>
+          <w:p>
+            <w:pPr>
+              <w:spacing w:after="50" w:before="0"/>
+            </w:pPr>
+            <w:r>
+              <w:rPr>
+                <w:color w:val="BBBBBB"/>
+                <w:sz w:val="18"/>
+                <w:szCs w:val="18"/>
+              </w:rPr>
+              <w:t xml:space="preserve">____________________________</w:t>
+            </w:r>
+          </w:p>
+          <w:p>
+            <w:pPr>
+              <w:spacing w:after="30" w:before="40"/>
+            </w:pPr>
+            <w:r>
+              <w:rPr>
+                <w:b/>
+                <w:bCs/>
+                <w:color w:val="1A6FB5"/>
+                <w:sz w:val="18"/>
+                <w:szCs w:val="18"/>
+              </w:rPr>
+              <w:t xml:space="preserve">Although... _______________</w:t>
+            </w:r>
+          </w:p>
+          <w:p>
+            <w:pPr>
+              <w:spacing w:after="50" w:before="0"/>
+            </w:pPr>
+            <w:r>
+              <w:rPr>
+                <w:color w:val="BBBBBB"/>
+                <w:sz w:val="18"/>
+                <w:szCs w:val="18"/>
+              </w:rPr>
+              <w:t xml:space="preserve">____________________________</w:t>
+            </w:r>
+          </w:p>
+          <w:p>
+            <w:pPr>
+              <w:spacing w:after="30" w:before="40"/>
+            </w:pPr>
+            <w:r>
+              <w:rPr>
+                <w:b/>
+                <w:bCs/>
+                <w:color w:val="7A5400"/>
+                <w:sz w:val="18"/>
+                <w:szCs w:val="18"/>
+              </w:rPr>
+              <w:t xml:space="preserve">Therefore... ______________</w:t>
+            </w:r>
+          </w:p>
+          <w:p>
+            <w:pPr>
+              <w:spacing w:after="50" w:before="0"/>
+            </w:pPr>
+            <w:r>
+              <w:rPr>
+                <w:color w:val="BBBBBB"/>
+                <w:sz w:val="18"/>
+                <w:szCs w:val="18"/>
+              </w:rPr>
+              <w:t xml:space="preserve">____________________________</w:t>
+            </w:r>
+          </w:p>
+        </w:tc>
+      </w:tr>
+    </w:tbl>
     <w:p>
       <w:pPr>
-        <w:spacing w:after="40" w:before="0"/>
-      </w:pPr>
-      <w:r>
-        <w:rPr>
-          <w:sz w:val="22"/>
-          <w:szCs w:val="22"/>
-        </w:rPr>
-        <w:t xml:space="preserve">1.  Add the two bases: 7 + 9 = ___?</w:t>
+        <w:spacing w:after="60" w:before="0"/>
+      </w:pPr>
+      <w:r>
+        <w:t xml:space="preserve"/>
       </w:r>
     </w:p>
+    <w:tbl>
+      <w:tblPr>
+        <w:tblW w:type="dxa" w:w="9360"/>
+        <w:tblBorders>
+          <w:top w:val="single" w:color="C7D2DD" w:sz="6"/>
+          <w:left w:val="single" w:color="C7D2DD" w:sz="6"/>
+          <w:bottom w:val="single" w:color="C7D2DD" w:sz="6"/>
+          <w:right w:val="single" w:color="C7D2DD" w:sz="6"/>
+          <w:insideH w:val="single" w:color="C7D2DD" w:sz="6"/>
+          <w:insideV w:val="single" w:color="C7D2DD" w:sz="6"/>
+        </w:tblBorders>
+      </w:tblPr>
+      <w:tblGrid>
+        <w:gridCol w:w="2800"/>
+        <w:gridCol w:w="3560"/>
+        <w:gridCol w:w="3000"/>
+      </w:tblGrid>
+      <w:tr>
+        <w:trPr>
+          <w:cantSplit/>
+          <w:tblHeader/>
+        </w:trPr>
+        <w:tc>
+          <w:tcPr>
+            <w:tcW w:type="dxa" w:w="2800"/>
+            <w:shd w:fill="EEF4F8" w:color="auto" w:val="clear"/>
+            <w:tcMar>
+              <w:top w:type="dxa" w:w="60"/>
+              <w:left w:type="dxa" w:w="100"/>
+              <w:bottom w:type="dxa" w:w="60"/>
+              <w:right w:type="dxa" w:w="100"/>
+            </w:tcMar>
+          </w:tcPr>
+          <w:p>
+            <w:pPr>
+              <w:spacing w:after="0" w:before="0"/>
+            </w:pPr>
+            <w:r>
+              <w:rPr>
+                <w:b/>
+                <w:bCs/>
+                <w:color w:val="0F2B3C"/>
+                <w:sz w:val="16"/>
+                <w:szCs w:val="16"/>
+              </w:rPr>
+              <w:t xml:space="preserve">CORE PROBLEM / GIVEN REPRESENTATION</w:t>
+            </w:r>
+          </w:p>
+        </w:tc>
+        <w:tc>
+          <w:tcPr>
+            <w:tcW w:type="dxa" w:w="3560"/>
+            <w:shd w:fill="EEF4F8" w:color="auto" w:val="clear"/>
+            <w:tcMar>
+              <w:top w:type="dxa" w:w="60"/>
+              <w:left w:type="dxa" w:w="100"/>
+              <w:bottom w:type="dxa" w:w="60"/>
+              <w:right w:type="dxa" w:w="100"/>
+            </w:tcMar>
+          </w:tcPr>
+          <w:p>
+            <w:pPr>
+              <w:spacing w:after="0" w:before="0"/>
+            </w:pPr>
+            <w:r>
+              <w:rPr>
+                <w:b/>
+                <w:bCs/>
+                <w:color w:val="0F2B3C"/>
+                <w:sz w:val="16"/>
+                <w:szCs w:val="16"/>
+              </w:rPr>
+              <w:t xml:space="preserve">WORKING SPACE / CALCULATION STEPS</w:t>
+            </w:r>
+          </w:p>
+        </w:tc>
+        <w:tc>
+          <w:tcPr>
+            <w:tcW w:type="dxa" w:w="3000"/>
+            <w:shd w:fill="FBF3E2" w:color="auto" w:val="clear"/>
+            <w:tcMar>
+              <w:top w:type="dxa" w:w="60"/>
+              <w:left w:type="dxa" w:w="100"/>
+              <w:bottom w:type="dxa" w:w="60"/>
+              <w:right w:type="dxa" w:w="100"/>
+            </w:tcMar>
+          </w:tcPr>
+          <w:p>
+            <w:pPr>
+              <w:spacing w:after="0" w:before="0"/>
+            </w:pPr>
+            <w:r>
+              <w:rPr>
+                <w:b/>
+                <w:bCs/>
+                <w:color w:val="7A5400"/>
+                <w:sz w:val="16"/>
+                <w:szCs w:val="16"/>
+              </w:rPr>
+              <w:t xml:space="preserve">EXPLAIN YOUR REASONING</w:t>
+            </w:r>
+          </w:p>
+        </w:tc>
+      </w:tr>
+      <w:tr>
+        <w:trPr>
+          <w:cantSplit/>
+        </w:trPr>
+        <w:tc>
+          <w:tcPr>
+            <w:tcW w:type="dxa" w:w="2800"/>
+            <w:tcMar>
+              <w:top w:type="dxa" w:w="80"/>
+              <w:left w:type="dxa" w:w="100"/>
+              <w:bottom w:type="dxa" w:w="80"/>
+              <w:right w:type="dxa" w:w="100"/>
+            </w:tcMar>
+            <w:vAlign w:val="top"/>
+          </w:tcPr>
+          <w:p>
+            <w:pPr>
+              <w:spacing w:after="40" w:before="0"/>
+            </w:pPr>
+            <w:r>
+              <w:rPr>
+                <w:b/>
+                <w:bCs/>
+                <w:color w:val="0F2B3C"/>
+                <w:sz w:val="20"/>
+                <w:szCs w:val="20"/>
+              </w:rPr>
+              <w:t xml:space="preserve">2.  Now multiply that sum by a height of 2: 16 × 2 = ___?</w:t>
+            </w:r>
+          </w:p>
+        </w:tc>
+        <w:tc>
+          <w:tcPr>
+            <w:tcW w:type="dxa" w:w="3560"/>
+            <w:tcMar>
+              <w:top w:type="dxa" w:w="80"/>
+              <w:left w:type="dxa" w:w="100"/>
+              <w:bottom w:type="dxa" w:w="80"/>
+              <w:right w:type="dxa" w:w="100"/>
+            </w:tcMar>
+            <w:vAlign w:val="top"/>
+          </w:tcPr>
+          <w:p>
+            <w:pPr>
+              <w:spacing w:after="50" w:before="0"/>
+            </w:pPr>
+            <w:r>
+              <w:rPr>
+                <w:color w:val="BBBBBB"/>
+                <w:sz w:val="18"/>
+                <w:szCs w:val="18"/>
+              </w:rPr>
+              <w:t xml:space="preserve">____________________________</w:t>
+            </w:r>
+          </w:p>
+          <w:p>
+            <w:pPr>
+              <w:spacing w:after="50" w:before="0"/>
+            </w:pPr>
+            <w:r>
+              <w:rPr>
+                <w:color w:val="BBBBBB"/>
+                <w:sz w:val="18"/>
+                <w:szCs w:val="18"/>
+              </w:rPr>
+              <w:t xml:space="preserve">____________________________</w:t>
+            </w:r>
+          </w:p>
+          <w:p>
+            <w:pPr>
+              <w:spacing w:after="50" w:before="0"/>
+            </w:pPr>
+            <w:r>
+              <w:rPr>
+                <w:color w:val="BBBBBB"/>
+                <w:sz w:val="18"/>
+                <w:szCs w:val="18"/>
+              </w:rPr>
+              <w:t xml:space="preserve">____________________________</w:t>
+            </w:r>
+          </w:p>
+          <w:p>
+            <w:pPr>
+              <w:spacing w:after="50" w:before="0"/>
+            </w:pPr>
+            <w:r>
+              <w:rPr>
+                <w:color w:val="BBBBBB"/>
+                <w:sz w:val="18"/>
+                <w:szCs w:val="18"/>
+              </w:rPr>
+              <w:t xml:space="preserve">____________________________</w:t>
+            </w:r>
+          </w:p>
+        </w:tc>
+        <w:tc>
+          <w:tcPr>
+            <w:tcW w:type="dxa" w:w="3000"/>
+            <w:shd w:fill="FBF3E2" w:color="auto" w:val="clear"/>
+            <w:tcMar>
+              <w:top w:type="dxa" w:w="80"/>
+              <w:left w:type="dxa" w:w="100"/>
+              <w:bottom w:type="dxa" w:w="80"/>
+              <w:right w:type="dxa" w:w="100"/>
+            </w:tcMar>
+            <w:vAlign w:val="top"/>
+          </w:tcPr>
+          <w:p>
+            <w:pPr>
+              <w:spacing w:after="30" w:before="0"/>
+            </w:pPr>
+            <w:r>
+              <w:rPr>
+                <w:b/>
+                <w:bCs/>
+                <w:color w:val="0F2B3C"/>
+                <w:sz w:val="18"/>
+                <w:szCs w:val="18"/>
+              </w:rPr>
+              <w:t xml:space="preserve">Because... ________________</w:t>
+            </w:r>
+          </w:p>
+          <w:p>
+            <w:pPr>
+              <w:spacing w:after="50" w:before="0"/>
+            </w:pPr>
+            <w:r>
+              <w:rPr>
+                <w:color w:val="BBBBBB"/>
+                <w:sz w:val="18"/>
+                <w:szCs w:val="18"/>
+              </w:rPr>
+              <w:t xml:space="preserve">____________________________</w:t>
+            </w:r>
+          </w:p>
+          <w:p>
+            <w:pPr>
+              <w:spacing w:after="30" w:before="40"/>
+            </w:pPr>
+            <w:r>
+              <w:rPr>
+                <w:b/>
+                <w:bCs/>
+                <w:color w:val="1A6FB5"/>
+                <w:sz w:val="18"/>
+                <w:szCs w:val="18"/>
+              </w:rPr>
+              <w:t xml:space="preserve">Although... _______________</w:t>
+            </w:r>
+          </w:p>
+          <w:p>
+            <w:pPr>
+              <w:spacing w:after="50" w:before="0"/>
+            </w:pPr>
+            <w:r>
+              <w:rPr>
+                <w:color w:val="BBBBBB"/>
+                <w:sz w:val="18"/>
+                <w:szCs w:val="18"/>
+              </w:rPr>
+              <w:t xml:space="preserve">____________________________</w:t>
+            </w:r>
+          </w:p>
+          <w:p>
+            <w:pPr>
+              <w:spacing w:after="30" w:before="40"/>
+            </w:pPr>
+            <w:r>
+              <w:rPr>
+                <w:b/>
+                <w:bCs/>
+                <w:color w:val="7A5400"/>
+                <w:sz w:val="18"/>
+                <w:szCs w:val="18"/>
+              </w:rPr>
+              <w:t xml:space="preserve">Therefore... ______________</w:t>
+            </w:r>
+          </w:p>
+          <w:p>
+            <w:pPr>
+              <w:spacing w:after="50" w:before="0"/>
+            </w:pPr>
+            <w:r>
+              <w:rPr>
+                <w:color w:val="BBBBBB"/>
+                <w:sz w:val="18"/>
+                <w:szCs w:val="18"/>
+              </w:rPr>
+              <w:t xml:space="preserve">____________________________</w:t>
+            </w:r>
+          </w:p>
+        </w:tc>
+      </w:tr>
+    </w:tbl>
     <w:p>
       <w:pPr>
-        <w:spacing w:after="80" w:before="0"/>
-      </w:pPr>
-      <w:r>
-        <w:rPr>
-          <w:color w:val="BBBBBB"/>
-        </w:rPr>
-        <w:t xml:space="preserve">____________________________________________________</w:t>
+        <w:spacing w:after="60" w:before="0"/>
+      </w:pPr>
+      <w:r>
+        <w:t xml:space="preserve"/>
       </w:r>
     </w:p>
+    <w:tbl>
+      <w:tblPr>
+        <w:tblW w:type="dxa" w:w="9360"/>
+        <w:tblBorders>
+          <w:top w:val="single" w:color="C7D2DD" w:sz="6"/>
+          <w:left w:val="single" w:color="C7D2DD" w:sz="6"/>
+          <w:bottom w:val="single" w:color="C7D2DD" w:sz="6"/>
+          <w:right w:val="single" w:color="C7D2DD" w:sz="6"/>
+          <w:insideH w:val="single" w:color="C7D2DD" w:sz="6"/>
+          <w:insideV w:val="single" w:color="C7D2DD" w:sz="6"/>
+        </w:tblBorders>
+      </w:tblPr>
+      <w:tblGrid>
+        <w:gridCol w:w="2800"/>
+        <w:gridCol w:w="3560"/>
+        <w:gridCol w:w="3000"/>
+      </w:tblGrid>
+      <w:tr>
+        <w:trPr>
+          <w:cantSplit/>
+          <w:tblHeader/>
+        </w:trPr>
+        <w:tc>
+          <w:tcPr>
+            <w:tcW w:type="dxa" w:w="2800"/>
+            <w:shd w:fill="EEF4F8" w:color="auto" w:val="clear"/>
+            <w:tcMar>
+              <w:top w:type="dxa" w:w="60"/>
+              <w:left w:type="dxa" w:w="100"/>
+              <w:bottom w:type="dxa" w:w="60"/>
+              <w:right w:type="dxa" w:w="100"/>
+            </w:tcMar>
+          </w:tcPr>
+          <w:p>
+            <w:pPr>
+              <w:spacing w:after="0" w:before="0"/>
+            </w:pPr>
+            <w:r>
+              <w:rPr>
+                <w:b/>
+                <w:bCs/>
+                <w:color w:val="0F2B3C"/>
+                <w:sz w:val="16"/>
+                <w:szCs w:val="16"/>
+              </w:rPr>
+              <w:t xml:space="preserve">CORE PROBLEM / GIVEN REPRESENTATION</w:t>
+            </w:r>
+          </w:p>
+        </w:tc>
+        <w:tc>
+          <w:tcPr>
+            <w:tcW w:type="dxa" w:w="3560"/>
+            <w:shd w:fill="EEF4F8" w:color="auto" w:val="clear"/>
+            <w:tcMar>
+              <w:top w:type="dxa" w:w="60"/>
+              <w:left w:type="dxa" w:w="100"/>
+              <w:bottom w:type="dxa" w:w="60"/>
+              <w:right w:type="dxa" w:w="100"/>
+            </w:tcMar>
+          </w:tcPr>
+          <w:p>
+            <w:pPr>
+              <w:spacing w:after="0" w:before="0"/>
+            </w:pPr>
+            <w:r>
+              <w:rPr>
+                <w:b/>
+                <w:bCs/>
+                <w:color w:val="0F2B3C"/>
+                <w:sz w:val="16"/>
+                <w:szCs w:val="16"/>
+              </w:rPr>
+              <w:t xml:space="preserve">WORKING SPACE / CALCULATION STEPS</w:t>
+            </w:r>
+          </w:p>
+        </w:tc>
+        <w:tc>
+          <w:tcPr>
+            <w:tcW w:type="dxa" w:w="3000"/>
+            <w:shd w:fill="FBF3E2" w:color="auto" w:val="clear"/>
+            <w:tcMar>
+              <w:top w:type="dxa" w:w="60"/>
+              <w:left w:type="dxa" w:w="100"/>
+              <w:bottom w:type="dxa" w:w="60"/>
+              <w:right w:type="dxa" w:w="100"/>
+            </w:tcMar>
+          </w:tcPr>
+          <w:p>
+            <w:pPr>
+              <w:spacing w:after="0" w:before="0"/>
+            </w:pPr>
+            <w:r>
+              <w:rPr>
+                <w:b/>
+                <w:bCs/>
+                <w:color w:val="7A5400"/>
+                <w:sz w:val="16"/>
+                <w:szCs w:val="16"/>
+              </w:rPr>
+              <w:t xml:space="preserve">EXPLAIN YOUR REASONING</w:t>
+            </w:r>
+          </w:p>
+        </w:tc>
+      </w:tr>
+      <w:tr>
+        <w:trPr>
+          <w:cantSplit/>
+        </w:trPr>
+        <w:tc>
+          <w:tcPr>
+            <w:tcW w:type="dxa" w:w="2800"/>
+            <w:tcMar>
+              <w:top w:type="dxa" w:w="80"/>
+              <w:left w:type="dxa" w:w="100"/>
+              <w:bottom w:type="dxa" w:w="80"/>
+              <w:right w:type="dxa" w:w="100"/>
+            </w:tcMar>
+            <w:vAlign w:val="top"/>
+          </w:tcPr>
+          <w:p>
+            <w:pPr>
+              <w:spacing w:after="40" w:before="0"/>
+            </w:pPr>
+            <w:r>
+              <w:rPr>
+                <w:b/>
+                <w:bCs/>
+                <w:color w:val="0F2B3C"/>
+                <w:sz w:val="20"/>
+                <w:szCs w:val="20"/>
+              </w:rPr>
+              <w:t xml:space="preserve">3.  Take half of 32 to finish: ___?</w:t>
+            </w:r>
+          </w:p>
+        </w:tc>
+        <w:tc>
+          <w:tcPr>
+            <w:tcW w:type="dxa" w:w="3560"/>
+            <w:tcMar>
+              <w:top w:type="dxa" w:w="80"/>
+              <w:left w:type="dxa" w:w="100"/>
+              <w:bottom w:type="dxa" w:w="80"/>
+              <w:right w:type="dxa" w:w="100"/>
+            </w:tcMar>
+            <w:vAlign w:val="top"/>
+          </w:tcPr>
+          <w:p>
+            <w:pPr>
+              <w:spacing w:after="50" w:before="0"/>
+            </w:pPr>
+            <w:r>
+              <w:rPr>
+                <w:color w:val="BBBBBB"/>
+                <w:sz w:val="18"/>
+                <w:szCs w:val="18"/>
+              </w:rPr>
+              <w:t xml:space="preserve">____________________________</w:t>
+            </w:r>
+          </w:p>
+          <w:p>
+            <w:pPr>
+              <w:spacing w:after="50" w:before="0"/>
+            </w:pPr>
+            <w:r>
+              <w:rPr>
+                <w:color w:val="BBBBBB"/>
+                <w:sz w:val="18"/>
+                <w:szCs w:val="18"/>
+              </w:rPr>
+              <w:t xml:space="preserve">____________________________</w:t>
+            </w:r>
+          </w:p>
+          <w:p>
+            <w:pPr>
+              <w:spacing w:after="50" w:before="0"/>
+            </w:pPr>
+            <w:r>
+              <w:rPr>
+                <w:color w:val="BBBBBB"/>
+                <w:sz w:val="18"/>
+                <w:szCs w:val="18"/>
+              </w:rPr>
+              <w:t xml:space="preserve">____________________________</w:t>
+            </w:r>
+          </w:p>
+          <w:p>
+            <w:pPr>
+              <w:spacing w:after="50" w:before="0"/>
+            </w:pPr>
+            <w:r>
+              <w:rPr>
+                <w:color w:val="BBBBBB"/>
+                <w:sz w:val="18"/>
+                <w:szCs w:val="18"/>
+              </w:rPr>
+              <w:t xml:space="preserve">____________________________</w:t>
+            </w:r>
+          </w:p>
+        </w:tc>
+        <w:tc>
+          <w:tcPr>
+            <w:tcW w:type="dxa" w:w="3000"/>
+            <w:shd w:fill="FBF3E2" w:color="auto" w:val="clear"/>
+            <w:tcMar>
+              <w:top w:type="dxa" w:w="80"/>
+              <w:left w:type="dxa" w:w="100"/>
+              <w:bottom w:type="dxa" w:w="80"/>
+              <w:right w:type="dxa" w:w="100"/>
+            </w:tcMar>
+            <w:vAlign w:val="top"/>
+          </w:tcPr>
+          <w:p>
+            <w:pPr>
+              <w:spacing w:after="30" w:before="0"/>
+            </w:pPr>
+            <w:r>
+              <w:rPr>
+                <w:b/>
+                <w:bCs/>
+                <w:color w:val="0F2B3C"/>
+                <w:sz w:val="18"/>
+                <w:szCs w:val="18"/>
+              </w:rPr>
+              <w:t xml:space="preserve">Because... ________________</w:t>
+            </w:r>
+          </w:p>
+          <w:p>
+            <w:pPr>
+              <w:spacing w:after="50" w:before="0"/>
+            </w:pPr>
+            <w:r>
+              <w:rPr>
+                <w:color w:val="BBBBBB"/>
+                <w:sz w:val="18"/>
+                <w:szCs w:val="18"/>
+              </w:rPr>
+              <w:t xml:space="preserve">____________________________</w:t>
+            </w:r>
+          </w:p>
+          <w:p>
+            <w:pPr>
+              <w:spacing w:after="30" w:before="40"/>
+            </w:pPr>
+            <w:r>
+              <w:rPr>
+                <w:b/>
+                <w:bCs/>
+                <w:color w:val="1A6FB5"/>
+                <w:sz w:val="18"/>
+                <w:szCs w:val="18"/>
+              </w:rPr>
+              <w:t xml:space="preserve">Although... _______________</w:t>
+            </w:r>
+          </w:p>
+          <w:p>
+            <w:pPr>
+              <w:spacing w:after="50" w:before="0"/>
+            </w:pPr>
+            <w:r>
+              <w:rPr>
+                <w:color w:val="BBBBBB"/>
+                <w:sz w:val="18"/>
+                <w:szCs w:val="18"/>
+              </w:rPr>
+              <w:t xml:space="preserve">____________________________</w:t>
+            </w:r>
+          </w:p>
+          <w:p>
+            <w:pPr>
+              <w:spacing w:after="30" w:before="40"/>
+            </w:pPr>
+            <w:r>
+              <w:rPr>
+                <w:b/>
+                <w:bCs/>
+                <w:color w:val="7A5400"/>
+                <w:sz w:val="18"/>
+                <w:szCs w:val="18"/>
+              </w:rPr>
+              <w:t xml:space="preserve">Therefore... ______________</w:t>
+            </w:r>
+          </w:p>
+          <w:p>
+            <w:pPr>
+              <w:spacing w:after="50" w:before="0"/>
+            </w:pPr>
+            <w:r>
+              <w:rPr>
+                <w:color w:val="BBBBBB"/>
+                <w:sz w:val="18"/>
+                <w:szCs w:val="18"/>
+              </w:rPr>
+              <w:t xml:space="preserve">____________________________</w:t>
+            </w:r>
+          </w:p>
+        </w:tc>
+      </w:tr>
+    </w:tbl>
     <w:p>
       <w:pPr>
-        <w:spacing w:after="40" w:before="0"/>
-      </w:pPr>
-      <w:r>
-        <w:rPr>
-          <w:sz w:val="22"/>
-          <w:szCs w:val="22"/>
-        </w:rPr>
-        <w:t xml:space="preserve">2.  Now multiply that sum by a height of 2: 16 × 2 = ___?</w:t>
-      </w:r>
-    </w:p>
-    <w:p>
-      <w:pPr>
-        <w:spacing w:after="80" w:before="0"/>
-      </w:pPr>
-      <w:r>
-        <w:rPr>
-          <w:color w:val="BBBBBB"/>
-        </w:rPr>
-        <w:t xml:space="preserve">____________________________________________________</w:t>
-      </w:r>
-    </w:p>
-    <w:p>
-      <w:pPr>
-        <w:spacing w:after="40" w:before="0"/>
-      </w:pPr>
-      <w:r>
-        <w:rPr>
-          <w:sz w:val="22"/>
-          <w:szCs w:val="22"/>
-        </w:rPr>
-        <w:t xml:space="preserve">3.  Take half of 32 to finish: ___?</w:t>
-      </w:r>
-    </w:p>
-    <w:p>
-      <w:pPr>
-        <w:spacing w:after="80" w:before="0"/>
-      </w:pPr>
-      <w:r>
-        <w:rPr>
-          <w:color w:val="BBBBBB"/>
-        </w:rPr>
-        <w:t xml:space="preserve">____________________________________________________</w:t>
+        <w:spacing w:after="60" w:before="0"/>
+      </w:pPr>
+      <w:r>
+        <w:t xml:space="preserve"/>
       </w:r>
     </w:p>
     <w:p>
@@ -323,50 +3549,616 @@
         <w:t xml:space="preserve">Stretch through the whole trapezoid idea.</w:t>
       </w:r>
     </w:p>
+    <w:tbl>
+      <w:tblPr>
+        <w:tblW w:type="dxa" w:w="9360"/>
+        <w:tblBorders>
+          <w:top w:val="single" w:color="C7D2DD" w:sz="6"/>
+          <w:left w:val="single" w:color="C7D2DD" w:sz="6"/>
+          <w:bottom w:val="single" w:color="C7D2DD" w:sz="6"/>
+          <w:right w:val="single" w:color="C7D2DD" w:sz="6"/>
+          <w:insideH w:val="single" w:color="C7D2DD" w:sz="6"/>
+          <w:insideV w:val="single" w:color="C7D2DD" w:sz="6"/>
+        </w:tblBorders>
+      </w:tblPr>
+      <w:tblGrid>
+        <w:gridCol w:w="2800"/>
+        <w:gridCol w:w="3560"/>
+        <w:gridCol w:w="3000"/>
+      </w:tblGrid>
+      <w:tr>
+        <w:trPr>
+          <w:cantSplit/>
+          <w:tblHeader/>
+        </w:trPr>
+        <w:tc>
+          <w:tcPr>
+            <w:tcW w:type="dxa" w:w="2800"/>
+            <w:shd w:fill="EEF4F8" w:color="auto" w:val="clear"/>
+            <w:tcMar>
+              <w:top w:type="dxa" w:w="60"/>
+              <w:left w:type="dxa" w:w="100"/>
+              <w:bottom w:type="dxa" w:w="60"/>
+              <w:right w:type="dxa" w:w="100"/>
+            </w:tcMar>
+          </w:tcPr>
+          <w:p>
+            <w:pPr>
+              <w:spacing w:after="0" w:before="0"/>
+            </w:pPr>
+            <w:r>
+              <w:rPr>
+                <w:b/>
+                <w:bCs/>
+                <w:color w:val="0F2B3C"/>
+                <w:sz w:val="16"/>
+                <w:szCs w:val="16"/>
+              </w:rPr>
+              <w:t xml:space="preserve">CORE PROBLEM / GIVEN REPRESENTATION</w:t>
+            </w:r>
+          </w:p>
+        </w:tc>
+        <w:tc>
+          <w:tcPr>
+            <w:tcW w:type="dxa" w:w="3560"/>
+            <w:shd w:fill="EEF4F8" w:color="auto" w:val="clear"/>
+            <w:tcMar>
+              <w:top w:type="dxa" w:w="60"/>
+              <w:left w:type="dxa" w:w="100"/>
+              <w:bottom w:type="dxa" w:w="60"/>
+              <w:right w:type="dxa" w:w="100"/>
+            </w:tcMar>
+          </w:tcPr>
+          <w:p>
+            <w:pPr>
+              <w:spacing w:after="0" w:before="0"/>
+            </w:pPr>
+            <w:r>
+              <w:rPr>
+                <w:b/>
+                <w:bCs/>
+                <w:color w:val="0F2B3C"/>
+                <w:sz w:val="16"/>
+                <w:szCs w:val="16"/>
+              </w:rPr>
+              <w:t xml:space="preserve">WORKING SPACE / CALCULATION STEPS</w:t>
+            </w:r>
+          </w:p>
+        </w:tc>
+        <w:tc>
+          <w:tcPr>
+            <w:tcW w:type="dxa" w:w="3000"/>
+            <w:shd w:fill="FBF3E2" w:color="auto" w:val="clear"/>
+            <w:tcMar>
+              <w:top w:type="dxa" w:w="60"/>
+              <w:left w:type="dxa" w:w="100"/>
+              <w:bottom w:type="dxa" w:w="60"/>
+              <w:right w:type="dxa" w:w="100"/>
+            </w:tcMar>
+          </w:tcPr>
+          <w:p>
+            <w:pPr>
+              <w:spacing w:after="0" w:before="0"/>
+            </w:pPr>
+            <w:r>
+              <w:rPr>
+                <w:b/>
+                <w:bCs/>
+                <w:color w:val="7A5400"/>
+                <w:sz w:val="16"/>
+                <w:szCs w:val="16"/>
+              </w:rPr>
+              <w:t xml:space="preserve">EXPLAIN YOUR REASONING</w:t>
+            </w:r>
+          </w:p>
+        </w:tc>
+      </w:tr>
+      <w:tr>
+        <w:trPr>
+          <w:cantSplit/>
+        </w:trPr>
+        <w:tc>
+          <w:tcPr>
+            <w:tcW w:type="dxa" w:w="2800"/>
+            <w:tcMar>
+              <w:top w:type="dxa" w:w="80"/>
+              <w:left w:type="dxa" w:w="100"/>
+              <w:bottom w:type="dxa" w:w="80"/>
+              <w:right w:type="dxa" w:w="100"/>
+            </w:tcMar>
+            <w:vAlign w:val="top"/>
+          </w:tcPr>
+          <w:p>
+            <w:pPr>
+              <w:spacing w:after="40" w:before="0"/>
+            </w:pPr>
+            <w:r>
+              <w:rPr>
+                <w:b/>
+                <w:bCs/>
+                <w:color w:val="0F2B3C"/>
+                <w:sz w:val="20"/>
+                <w:szCs w:val="20"/>
+              </w:rPr>
+              <w:t xml:space="preserve">1.  Bases are 5 and 7, height is 4. First add the bases: 5 + 7 = ___?</w:t>
+            </w:r>
+          </w:p>
+        </w:tc>
+        <w:tc>
+          <w:tcPr>
+            <w:tcW w:type="dxa" w:w="3560"/>
+            <w:tcMar>
+              <w:top w:type="dxa" w:w="80"/>
+              <w:left w:type="dxa" w:w="100"/>
+              <w:bottom w:type="dxa" w:w="80"/>
+              <w:right w:type="dxa" w:w="100"/>
+            </w:tcMar>
+            <w:vAlign w:val="top"/>
+          </w:tcPr>
+          <w:p>
+            <w:pPr>
+              <w:spacing w:after="50" w:before="0"/>
+            </w:pPr>
+            <w:r>
+              <w:rPr>
+                <w:color w:val="BBBBBB"/>
+                <w:sz w:val="18"/>
+                <w:szCs w:val="18"/>
+              </w:rPr>
+              <w:t xml:space="preserve">____________________________</w:t>
+            </w:r>
+          </w:p>
+          <w:p>
+            <w:pPr>
+              <w:spacing w:after="50" w:before="0"/>
+            </w:pPr>
+            <w:r>
+              <w:rPr>
+                <w:color w:val="BBBBBB"/>
+                <w:sz w:val="18"/>
+                <w:szCs w:val="18"/>
+              </w:rPr>
+              <w:t xml:space="preserve">____________________________</w:t>
+            </w:r>
+          </w:p>
+          <w:p>
+            <w:pPr>
+              <w:spacing w:after="50" w:before="0"/>
+            </w:pPr>
+            <w:r>
+              <w:rPr>
+                <w:color w:val="BBBBBB"/>
+                <w:sz w:val="18"/>
+                <w:szCs w:val="18"/>
+              </w:rPr>
+              <w:t xml:space="preserve">____________________________</w:t>
+            </w:r>
+          </w:p>
+          <w:p>
+            <w:pPr>
+              <w:spacing w:after="50" w:before="0"/>
+            </w:pPr>
+            <w:r>
+              <w:rPr>
+                <w:color w:val="BBBBBB"/>
+                <w:sz w:val="18"/>
+                <w:szCs w:val="18"/>
+              </w:rPr>
+              <w:t xml:space="preserve">____________________________</w:t>
+            </w:r>
+          </w:p>
+        </w:tc>
+        <w:tc>
+          <w:tcPr>
+            <w:tcW w:type="dxa" w:w="3000"/>
+            <w:shd w:fill="FBF3E2" w:color="auto" w:val="clear"/>
+            <w:tcMar>
+              <w:top w:type="dxa" w:w="80"/>
+              <w:left w:type="dxa" w:w="100"/>
+              <w:bottom w:type="dxa" w:w="80"/>
+              <w:right w:type="dxa" w:w="100"/>
+            </w:tcMar>
+            <w:vAlign w:val="top"/>
+          </w:tcPr>
+          <w:p>
+            <w:pPr>
+              <w:spacing w:after="30" w:before="0"/>
+            </w:pPr>
+            <w:r>
+              <w:rPr>
+                <w:b/>
+                <w:bCs/>
+                <w:color w:val="0F2B3C"/>
+                <w:sz w:val="18"/>
+                <w:szCs w:val="18"/>
+              </w:rPr>
+              <w:t xml:space="preserve">Because... ________________</w:t>
+            </w:r>
+          </w:p>
+          <w:p>
+            <w:pPr>
+              <w:spacing w:after="50" w:before="0"/>
+            </w:pPr>
+            <w:r>
+              <w:rPr>
+                <w:color w:val="BBBBBB"/>
+                <w:sz w:val="18"/>
+                <w:szCs w:val="18"/>
+              </w:rPr>
+              <w:t xml:space="preserve">____________________________</w:t>
+            </w:r>
+          </w:p>
+          <w:p>
+            <w:pPr>
+              <w:spacing w:after="30" w:before="40"/>
+            </w:pPr>
+            <w:r>
+              <w:rPr>
+                <w:b/>
+                <w:bCs/>
+                <w:color w:val="1A6FB5"/>
+                <w:sz w:val="18"/>
+                <w:szCs w:val="18"/>
+              </w:rPr>
+              <w:t xml:space="preserve">Although... _______________</w:t>
+            </w:r>
+          </w:p>
+          <w:p>
+            <w:pPr>
+              <w:spacing w:after="50" w:before="0"/>
+            </w:pPr>
+            <w:r>
+              <w:rPr>
+                <w:color w:val="BBBBBB"/>
+                <w:sz w:val="18"/>
+                <w:szCs w:val="18"/>
+              </w:rPr>
+              <w:t xml:space="preserve">____________________________</w:t>
+            </w:r>
+          </w:p>
+          <w:p>
+            <w:pPr>
+              <w:spacing w:after="30" w:before="40"/>
+            </w:pPr>
+            <w:r>
+              <w:rPr>
+                <w:b/>
+                <w:bCs/>
+                <w:color w:val="7A5400"/>
+                <w:sz w:val="18"/>
+                <w:szCs w:val="18"/>
+              </w:rPr>
+              <w:t xml:space="preserve">Therefore... ______________</w:t>
+            </w:r>
+          </w:p>
+          <w:p>
+            <w:pPr>
+              <w:spacing w:after="50" w:before="0"/>
+            </w:pPr>
+            <w:r>
+              <w:rPr>
+                <w:color w:val="BBBBBB"/>
+                <w:sz w:val="18"/>
+                <w:szCs w:val="18"/>
+              </w:rPr>
+              <w:t xml:space="preserve">____________________________</w:t>
+            </w:r>
+          </w:p>
+        </w:tc>
+      </w:tr>
+    </w:tbl>
     <w:p>
       <w:pPr>
-        <w:spacing w:after="40" w:before="0"/>
-      </w:pPr>
-      <w:r>
-        <w:rPr>
-          <w:sz w:val="22"/>
-          <w:szCs w:val="22"/>
-        </w:rPr>
-        <w:t xml:space="preserve">1.  Bases are 5 and 7, height is 4. First add the bases: 5 + 7 = ___?</w:t>
+        <w:spacing w:after="60" w:before="0"/>
+      </w:pPr>
+      <w:r>
+        <w:t xml:space="preserve"/>
       </w:r>
     </w:p>
+    <w:tbl>
+      <w:tblPr>
+        <w:tblW w:type="dxa" w:w="9360"/>
+        <w:tblBorders>
+          <w:top w:val="single" w:color="C7D2DD" w:sz="6"/>
+          <w:left w:val="single" w:color="C7D2DD" w:sz="6"/>
+          <w:bottom w:val="single" w:color="C7D2DD" w:sz="6"/>
+          <w:right w:val="single" w:color="C7D2DD" w:sz="6"/>
+          <w:insideH w:val="single" w:color="C7D2DD" w:sz="6"/>
+          <w:insideV w:val="single" w:color="C7D2DD" w:sz="6"/>
+        </w:tblBorders>
+      </w:tblPr>
+      <w:tblGrid>
+        <w:gridCol w:w="2800"/>
+        <w:gridCol w:w="3560"/>
+        <w:gridCol w:w="3000"/>
+      </w:tblGrid>
+      <w:tr>
+        <w:trPr>
+          <w:cantSplit/>
+          <w:tblHeader/>
+        </w:trPr>
+        <w:tc>
+          <w:tcPr>
+            <w:tcW w:type="dxa" w:w="2800"/>
+            <w:shd w:fill="EEF4F8" w:color="auto" w:val="clear"/>
+            <w:tcMar>
+              <w:top w:type="dxa" w:w="60"/>
+              <w:left w:type="dxa" w:w="100"/>
+              <w:bottom w:type="dxa" w:w="60"/>
+              <w:right w:type="dxa" w:w="100"/>
+            </w:tcMar>
+          </w:tcPr>
+          <w:p>
+            <w:pPr>
+              <w:spacing w:after="0" w:before="0"/>
+            </w:pPr>
+            <w:r>
+              <w:rPr>
+                <w:b/>
+                <w:bCs/>
+                <w:color w:val="0F2B3C"/>
+                <w:sz w:val="16"/>
+                <w:szCs w:val="16"/>
+              </w:rPr>
+              <w:t xml:space="preserve">CORE PROBLEM / GIVEN REPRESENTATION</w:t>
+            </w:r>
+          </w:p>
+        </w:tc>
+        <w:tc>
+          <w:tcPr>
+            <w:tcW w:type="dxa" w:w="3560"/>
+            <w:shd w:fill="EEF4F8" w:color="auto" w:val="clear"/>
+            <w:tcMar>
+              <w:top w:type="dxa" w:w="60"/>
+              <w:left w:type="dxa" w:w="100"/>
+              <w:bottom w:type="dxa" w:w="60"/>
+              <w:right w:type="dxa" w:w="100"/>
+            </w:tcMar>
+          </w:tcPr>
+          <w:p>
+            <w:pPr>
+              <w:spacing w:after="0" w:before="0"/>
+            </w:pPr>
+            <w:r>
+              <w:rPr>
+                <w:b/>
+                <w:bCs/>
+                <w:color w:val="0F2B3C"/>
+                <w:sz w:val="16"/>
+                <w:szCs w:val="16"/>
+              </w:rPr>
+              <w:t xml:space="preserve">WORKING SPACE / CALCULATION STEPS</w:t>
+            </w:r>
+          </w:p>
+        </w:tc>
+        <w:tc>
+          <w:tcPr>
+            <w:tcW w:type="dxa" w:w="3000"/>
+            <w:shd w:fill="FBF3E2" w:color="auto" w:val="clear"/>
+            <w:tcMar>
+              <w:top w:type="dxa" w:w="60"/>
+              <w:left w:type="dxa" w:w="100"/>
+              <w:bottom w:type="dxa" w:w="60"/>
+              <w:right w:type="dxa" w:w="100"/>
+            </w:tcMar>
+          </w:tcPr>
+          <w:p>
+            <w:pPr>
+              <w:spacing w:after="0" w:before="0"/>
+            </w:pPr>
+            <w:r>
+              <w:rPr>
+                <w:b/>
+                <w:bCs/>
+                <w:color w:val="7A5400"/>
+                <w:sz w:val="16"/>
+                <w:szCs w:val="16"/>
+              </w:rPr>
+              <w:t xml:space="preserve">EXPLAIN YOUR REASONING</w:t>
+            </w:r>
+          </w:p>
+        </w:tc>
+      </w:tr>
+      <w:tr>
+        <w:trPr>
+          <w:cantSplit/>
+        </w:trPr>
+        <w:tc>
+          <w:tcPr>
+            <w:tcW w:type="dxa" w:w="2800"/>
+            <w:tcMar>
+              <w:top w:type="dxa" w:w="80"/>
+              <w:left w:type="dxa" w:w="100"/>
+              <w:bottom w:type="dxa" w:w="80"/>
+              <w:right w:type="dxa" w:w="100"/>
+            </w:tcMar>
+            <w:vAlign w:val="top"/>
+          </w:tcPr>
+          <w:p>
+            <w:pPr>
+              <w:spacing w:after="40" w:before="0"/>
+            </w:pPr>
+            <w:r>
+              <w:rPr>
+                <w:b/>
+                <w:bCs/>
+                <w:color w:val="0F2B3C"/>
+                <w:sz w:val="20"/>
+                <w:szCs w:val="20"/>
+              </w:rPr>
+              <w:t xml:space="preserve">2.  Multiply by the height (4) then halve: half of (12 × 4) = ___?</w:t>
+            </w:r>
+          </w:p>
+        </w:tc>
+        <w:tc>
+          <w:tcPr>
+            <w:tcW w:type="dxa" w:w="3560"/>
+            <w:tcMar>
+              <w:top w:type="dxa" w:w="80"/>
+              <w:left w:type="dxa" w:w="100"/>
+              <w:bottom w:type="dxa" w:w="80"/>
+              <w:right w:type="dxa" w:w="100"/>
+            </w:tcMar>
+            <w:vAlign w:val="top"/>
+          </w:tcPr>
+          <w:p>
+            <w:pPr>
+              <w:spacing w:after="50" w:before="0"/>
+            </w:pPr>
+            <w:r>
+              <w:rPr>
+                <w:color w:val="BBBBBB"/>
+                <w:sz w:val="18"/>
+                <w:szCs w:val="18"/>
+              </w:rPr>
+              <w:t xml:space="preserve">____________________________</w:t>
+            </w:r>
+          </w:p>
+          <w:p>
+            <w:pPr>
+              <w:spacing w:after="50" w:before="0"/>
+            </w:pPr>
+            <w:r>
+              <w:rPr>
+                <w:color w:val="BBBBBB"/>
+                <w:sz w:val="18"/>
+                <w:szCs w:val="18"/>
+              </w:rPr>
+              <w:t xml:space="preserve">____________________________</w:t>
+            </w:r>
+          </w:p>
+          <w:p>
+            <w:pPr>
+              <w:spacing w:after="50" w:before="0"/>
+            </w:pPr>
+            <w:r>
+              <w:rPr>
+                <w:color w:val="BBBBBB"/>
+                <w:sz w:val="18"/>
+                <w:szCs w:val="18"/>
+              </w:rPr>
+              <w:t xml:space="preserve">____________________________</w:t>
+            </w:r>
+          </w:p>
+          <w:p>
+            <w:pPr>
+              <w:spacing w:after="50" w:before="0"/>
+            </w:pPr>
+            <w:r>
+              <w:rPr>
+                <w:color w:val="BBBBBB"/>
+                <w:sz w:val="18"/>
+                <w:szCs w:val="18"/>
+              </w:rPr>
+              <w:t xml:space="preserve">____________________________</w:t>
+            </w:r>
+          </w:p>
+        </w:tc>
+        <w:tc>
+          <w:tcPr>
+            <w:tcW w:type="dxa" w:w="3000"/>
+            <w:shd w:fill="FBF3E2" w:color="auto" w:val="clear"/>
+            <w:tcMar>
+              <w:top w:type="dxa" w:w="80"/>
+              <w:left w:type="dxa" w:w="100"/>
+              <w:bottom w:type="dxa" w:w="80"/>
+              <w:right w:type="dxa" w:w="100"/>
+            </w:tcMar>
+            <w:vAlign w:val="top"/>
+          </w:tcPr>
+          <w:p>
+            <w:pPr>
+              <w:spacing w:after="30" w:before="0"/>
+            </w:pPr>
+            <w:r>
+              <w:rPr>
+                <w:b/>
+                <w:bCs/>
+                <w:color w:val="0F2B3C"/>
+                <w:sz w:val="18"/>
+                <w:szCs w:val="18"/>
+              </w:rPr>
+              <w:t xml:space="preserve">Because... ________________</w:t>
+            </w:r>
+          </w:p>
+          <w:p>
+            <w:pPr>
+              <w:spacing w:after="50" w:before="0"/>
+            </w:pPr>
+            <w:r>
+              <w:rPr>
+                <w:color w:val="BBBBBB"/>
+                <w:sz w:val="18"/>
+                <w:szCs w:val="18"/>
+              </w:rPr>
+              <w:t xml:space="preserve">____________________________</w:t>
+            </w:r>
+          </w:p>
+          <w:p>
+            <w:pPr>
+              <w:spacing w:after="30" w:before="40"/>
+            </w:pPr>
+            <w:r>
+              <w:rPr>
+                <w:b/>
+                <w:bCs/>
+                <w:color w:val="1A6FB5"/>
+                <w:sz w:val="18"/>
+                <w:szCs w:val="18"/>
+              </w:rPr>
+              <w:t xml:space="preserve">Although... _______________</w:t>
+            </w:r>
+          </w:p>
+          <w:p>
+            <w:pPr>
+              <w:spacing w:after="50" w:before="0"/>
+            </w:pPr>
+            <w:r>
+              <w:rPr>
+                <w:color w:val="BBBBBB"/>
+                <w:sz w:val="18"/>
+                <w:szCs w:val="18"/>
+              </w:rPr>
+              <w:t xml:space="preserve">____________________________</w:t>
+            </w:r>
+          </w:p>
+          <w:p>
+            <w:pPr>
+              <w:spacing w:after="30" w:before="40"/>
+            </w:pPr>
+            <w:r>
+              <w:rPr>
+                <w:b/>
+                <w:bCs/>
+                <w:color w:val="7A5400"/>
+                <w:sz w:val="18"/>
+                <w:szCs w:val="18"/>
+              </w:rPr>
+              <w:t xml:space="preserve">Therefore... ______________</w:t>
+            </w:r>
+          </w:p>
+          <w:p>
+            <w:pPr>
+              <w:spacing w:after="50" w:before="0"/>
+            </w:pPr>
+            <w:r>
+              <w:rPr>
+                <w:color w:val="BBBBBB"/>
+                <w:sz w:val="18"/>
+                <w:szCs w:val="18"/>
+              </w:rPr>
+              <w:t xml:space="preserve">____________________________</w:t>
+            </w:r>
+          </w:p>
+        </w:tc>
+      </w:tr>
+    </w:tbl>
     <w:p>
       <w:pPr>
-        <w:spacing w:after="80" w:before="0"/>
-      </w:pPr>
-      <w:r>
-        <w:rPr>
-          <w:color w:val="BBBBBB"/>
-        </w:rPr>
-        <w:t xml:space="preserve">____________________________________________________</w:t>
-      </w:r>
-    </w:p>
-    <w:p>
-      <w:pPr>
-        <w:spacing w:after="40" w:before="0"/>
-      </w:pPr>
-      <w:r>
-        <w:rPr>
-          <w:sz w:val="22"/>
-          <w:szCs w:val="22"/>
-        </w:rPr>
-        <w:t xml:space="preserve">2.  Multiply by the height (4) then halve: half of (12 × 4) = ___?</w:t>
-      </w:r>
-    </w:p>
-    <w:p>
-      <w:pPr>
-        <w:spacing w:after="80" w:before="0"/>
-      </w:pPr>
-      <w:r>
-        <w:rPr>
-          <w:color w:val="BBBBBB"/>
-        </w:rPr>
-        <w:t xml:space="preserve">____________________________________________________</w:t>
+        <w:spacing w:after="60" w:before="0"/>
+      </w:pPr>
+      <w:r>
+        <w:t xml:space="preserve"/>
       </w:r>
     </w:p>
     <w:p>
@@ -430,6 +4222,141 @@
         <w:t xml:space="preserve">____________________________________________________</w:t>
       </w:r>
     </w:p>
+    <w:tbl>
+      <w:tblPr>
+        <w:tblW w:type="dxa" w:w="9360"/>
+        <w:tblBorders>
+          <w:top w:val="single" w:color="C7D2DD" w:sz="6"/>
+          <w:left w:val="single" w:color="C7D2DD" w:sz="6"/>
+          <w:bottom w:val="single" w:color="C7D2DD" w:sz="6"/>
+          <w:right w:val="single" w:color="C7D2DD" w:sz="6"/>
+          <w:insideH w:val="single" w:color="C7D2DD" w:sz="6"/>
+          <w:insideV w:val="single" w:color="C7D2DD" w:sz="6"/>
+        </w:tblBorders>
+      </w:tblPr>
+      <w:tblGrid>
+        <w:gridCol w:w="3120"/>
+        <w:gridCol w:w="3120"/>
+        <w:gridCol w:w="3120"/>
+      </w:tblGrid>
+      <w:tr>
+        <w:trPr>
+          <w:cantSplit/>
+          <w:tblHeader/>
+        </w:trPr>
+        <w:tc>
+          <w:tcPr>
+            <w:tcW w:type="dxa" w:w="9360"/>
+            <w:gridSpan w:val="3"/>
+            <w:shd w:fill="EEF4F8" w:color="auto" w:val="clear"/>
+            <w:tcMar>
+              <w:top w:type="dxa" w:w="60"/>
+              <w:left w:type="dxa" w:w="100"/>
+              <w:bottom w:type="dxa" w:w="60"/>
+              <w:right w:type="dxa" w:w="100"/>
+            </w:tcMar>
+          </w:tcPr>
+          <w:p>
+            <w:pPr>
+              <w:spacing w:after="0" w:before="0"/>
+            </w:pPr>
+            <w:r>
+              <w:rPr>
+                <w:b/>
+                <w:bCs/>
+                <w:color w:val="0F2B3C"/>
+                <w:sz w:val="18"/>
+                <w:szCs w:val="18"/>
+              </w:rPr>
+              <w:t xml:space="preserve">EXIT CHECK · 3-POINT SELF-ASSESSMENT CHECKLIST</w:t>
+            </w:r>
+          </w:p>
+        </w:tc>
+      </w:tr>
+      <w:tr>
+        <w:trPr>
+          <w:cantSplit/>
+        </w:trPr>
+        <w:tc>
+          <w:tcPr>
+            <w:tcW w:type="dxa" w:w="3120"/>
+            <w:tcMar>
+              <w:top w:type="dxa" w:w="80"/>
+              <w:left w:type="dxa" w:w="100"/>
+              <w:bottom w:type="dxa" w:w="80"/>
+              <w:right w:type="dxa" w:w="100"/>
+            </w:tcMar>
+          </w:tcPr>
+          <w:p>
+            <w:pPr>
+              <w:spacing w:after="0" w:before="0"/>
+            </w:pPr>
+            <w:r>
+              <w:rPr>
+                <w:b/>
+                <w:bCs/>
+                <w:color w:val="0F2B3C"/>
+                <w:sz w:val="18"/>
+                <w:szCs w:val="18"/>
+              </w:rPr>
+              <w:t xml:space="preserve">☐ 1. Units &amp; Labels Verified</w:t>
+            </w:r>
+          </w:p>
+        </w:tc>
+        <w:tc>
+          <w:tcPr>
+            <w:tcW w:type="dxa" w:w="3120"/>
+            <w:tcMar>
+              <w:top w:type="dxa" w:w="80"/>
+              <w:left w:type="dxa" w:w="100"/>
+              <w:bottom w:type="dxa" w:w="80"/>
+              <w:right w:type="dxa" w:w="100"/>
+            </w:tcMar>
+          </w:tcPr>
+          <w:p>
+            <w:pPr>
+              <w:spacing w:after="0" w:before="0"/>
+            </w:pPr>
+            <w:r>
+              <w:rPr>
+                <w:b/>
+                <w:bCs/>
+                <w:color w:val="0F2B3C"/>
+                <w:sz w:val="18"/>
+                <w:szCs w:val="18"/>
+              </w:rPr>
+              <w:t xml:space="preserve">☐ 2. Reasoning Stated (Because / Although / Therefore)</w:t>
+            </w:r>
+          </w:p>
+        </w:tc>
+        <w:tc>
+          <w:tcPr>
+            <w:tcW w:type="dxa" w:w="3120"/>
+            <w:tcMar>
+              <w:top w:type="dxa" w:w="80"/>
+              <w:left w:type="dxa" w:w="100"/>
+              <w:bottom w:type="dxa" w:w="80"/>
+              <w:right w:type="dxa" w:w="100"/>
+            </w:tcMar>
+          </w:tcPr>
+          <w:p>
+            <w:pPr>
+              <w:spacing w:after="0" w:before="0"/>
+            </w:pPr>
+            <w:r>
+              <w:rPr>
+                <w:b/>
+                <w:bCs/>
+                <w:color w:val="0F2B3C"/>
+                <w:sz w:val="18"/>
+                <w:szCs w:val="18"/>
+              </w:rPr>
+              <w:t xml:space="preserve">☐ 3. Calculations Double-Checked</w:t>
+            </w:r>
+          </w:p>
+        </w:tc>
+      </w:tr>
+    </w:tbl>
     <w:p>
       <w:pPr>
         <w:spacing w:after="60" w:before="120"/>
